--- a/2/лаба.docx
+++ b/2/лаба.docx
@@ -824,6 +824,8 @@
                   <w:tab w:val="right" w:leader="dot" w:pos="9355"/>
                 </w:tabs>
               </w:pPr>
+              <w:bookmarkStart w:id="8" w:name="_GoBack"/>
+              <w:bookmarkEnd w:id="8"/>
               <w:r>
                 <w:rPr>
                   <w:rFonts w:hint="default" w:ascii="Times New Roman" w:hAnsi="Times New Roman" w:cs="Times New Roman"/>
@@ -860,7 +862,7 @@
                   <w:rFonts w:hint="default" w:ascii="Times New Roman" w:hAnsi="Times New Roman" w:cs="Times New Roman"/>
                   <w:szCs w:val="28"/>
                 </w:rPr>
-                <w:instrText xml:space="preserve"> HYPERLINK \l _Toc1655010357 </w:instrText>
+                <w:instrText xml:space="preserve"> HYPERLINK \l _Toc733497802 </w:instrText>
               </w:r>
               <w:r>
                 <w:rPr>
@@ -883,7 +885,7 @@
                 <w:fldChar w:fldCharType="begin"/>
               </w:r>
               <w:r>
-                <w:instrText xml:space="preserve"> PAGEREF _Toc1655010357 \h </w:instrText>
+                <w:instrText xml:space="preserve"> PAGEREF _Toc733497802 \h </w:instrText>
               </w:r>
               <w:r>
                 <w:fldChar w:fldCharType="separate"/>
@@ -923,7 +925,7 @@
                   <w:bCs/>
                   <w:szCs w:val="28"/>
                 </w:rPr>
-                <w:instrText xml:space="preserve"> HYPERLINK \l _Toc855850870 </w:instrText>
+                <w:instrText xml:space="preserve"> HYPERLINK \l _Toc1754163954 </w:instrText>
               </w:r>
               <w:r>
                 <w:rPr>
@@ -947,7 +949,7 @@
                 <w:fldChar w:fldCharType="begin"/>
               </w:r>
               <w:r>
-                <w:instrText xml:space="preserve"> PAGEREF _Toc855850870 \h </w:instrText>
+                <w:instrText xml:space="preserve"> PAGEREF _Toc1754163954 \h </w:instrText>
               </w:r>
               <w:r>
                 <w:fldChar w:fldCharType="separate"/>
@@ -988,7 +990,7 @@
                   <w:bCs/>
                   <w:szCs w:val="28"/>
                 </w:rPr>
-                <w:instrText xml:space="preserve"> HYPERLINK \l _Toc55941679 </w:instrText>
+                <w:instrText xml:space="preserve"> HYPERLINK \l _Toc764295302 </w:instrText>
               </w:r>
               <w:r>
                 <w:rPr>
@@ -1003,7 +1005,7 @@
                   <wp:inline distT="0" distB="0" distL="114300" distR="114300">
                     <wp:extent cx="635" cy="0"/>
                     <wp:effectExtent l="0" t="0" r="0" b="0"/>
-                    <wp:docPr id="40" name="Изображение 3"/>
+                    <wp:docPr id="43" name="Изображение 3"/>
                     <wp:cNvGraphicFramePr>
                       <a:graphicFrameLocks xmlns:a="http://schemas.openxmlformats.org/drawingml/2006/main" noChangeAspect="1"/>
                     </wp:cNvGraphicFramePr>
@@ -1011,7 +1013,7 @@
                       <a:graphicData uri="http://schemas.openxmlformats.org/drawingml/2006/picture">
                         <pic:pic xmlns:pic="http://schemas.openxmlformats.org/drawingml/2006/picture">
                           <pic:nvPicPr>
-                            <pic:cNvPr id="40" name="Изображение 3"/>
+                            <pic:cNvPr id="43" name="Изображение 3"/>
                             <pic:cNvPicPr>
                               <a:picLocks noChangeAspect="1"/>
                             </pic:cNvPicPr>
@@ -1056,7 +1058,7 @@
                 <w:fldChar w:fldCharType="begin"/>
               </w:r>
               <w:r>
-                <w:instrText xml:space="preserve"> PAGEREF _Toc55941679 \h </w:instrText>
+                <w:instrText xml:space="preserve"> PAGEREF _Toc764295302 \h </w:instrText>
               </w:r>
               <w:r>
                 <w:fldChar w:fldCharType="separate"/>
@@ -1097,7 +1099,7 @@
                   <w:bCs/>
                   <w:szCs w:val="28"/>
                 </w:rPr>
-                <w:instrText xml:space="preserve"> HYPERLINK \l _Toc1556761601 </w:instrText>
+                <w:instrText xml:space="preserve"> HYPERLINK \l _Toc834101508 </w:instrText>
               </w:r>
               <w:r>
                 <w:rPr>
@@ -1121,7 +1123,7 @@
                 <w:fldChar w:fldCharType="begin"/>
               </w:r>
               <w:r>
-                <w:instrText xml:space="preserve"> PAGEREF _Toc1556761601 \h </w:instrText>
+                <w:instrText xml:space="preserve"> PAGEREF _Toc834101508 \h </w:instrText>
               </w:r>
               <w:r>
                 <w:fldChar w:fldCharType="separate"/>
@@ -1162,7 +1164,7 @@
                   <w:bCs/>
                   <w:szCs w:val="28"/>
                 </w:rPr>
-                <w:instrText xml:space="preserve"> HYPERLINK \l _Toc518310639 </w:instrText>
+                <w:instrText xml:space="preserve"> HYPERLINK \l _Toc1261690664 </w:instrText>
               </w:r>
               <w:r>
                 <w:rPr>
@@ -1186,7 +1188,7 @@
                 <w:fldChar w:fldCharType="begin"/>
               </w:r>
               <w:r>
-                <w:instrText xml:space="preserve"> PAGEREF _Toc518310639 \h </w:instrText>
+                <w:instrText xml:space="preserve"> PAGEREF _Toc1261690664 \h </w:instrText>
               </w:r>
               <w:r>
                 <w:fldChar w:fldCharType="separate"/>
@@ -1227,7 +1229,7 @@
                   <w:bCs/>
                   <w:szCs w:val="28"/>
                 </w:rPr>
-                <w:instrText xml:space="preserve"> HYPERLINK \l _Toc641722617 </w:instrText>
+                <w:instrText xml:space="preserve"> HYPERLINK \l _Toc1620146172 </w:instrText>
               </w:r>
               <w:r>
                 <w:rPr>
@@ -1250,7 +1252,7 @@
                 <w:fldChar w:fldCharType="begin"/>
               </w:r>
               <w:r>
-                <w:instrText xml:space="preserve"> PAGEREF _Toc641722617 \h </w:instrText>
+                <w:instrText xml:space="preserve"> PAGEREF _Toc1620146172 \h </w:instrText>
               </w:r>
               <w:r>
                 <w:fldChar w:fldCharType="separate"/>
@@ -1291,7 +1293,7 @@
                   <w:bCs/>
                   <w:szCs w:val="28"/>
                 </w:rPr>
-                <w:instrText xml:space="preserve"> HYPERLINK \l _Toc924876913 </w:instrText>
+                <w:instrText xml:space="preserve"> HYPERLINK \l _Toc890043187 </w:instrText>
               </w:r>
               <w:r>
                 <w:rPr>
@@ -1314,7 +1316,7 @@
                 <w:fldChar w:fldCharType="begin"/>
               </w:r>
               <w:r>
-                <w:instrText xml:space="preserve"> PAGEREF _Toc924876913 \h </w:instrText>
+                <w:instrText xml:space="preserve"> PAGEREF _Toc890043187 \h </w:instrText>
               </w:r>
               <w:r>
                 <w:fldChar w:fldCharType="separate"/>
@@ -1355,7 +1357,7 @@
                   <w:bCs/>
                   <w:szCs w:val="28"/>
                 </w:rPr>
-                <w:instrText xml:space="preserve"> HYPERLINK \l _Toc936464820 </w:instrText>
+                <w:instrText xml:space="preserve"> HYPERLINK \l _Toc670968617 </w:instrText>
               </w:r>
               <w:r>
                 <w:rPr>
@@ -1379,13 +1381,13 @@
                 <w:fldChar w:fldCharType="begin"/>
               </w:r>
               <w:r>
-                <w:instrText xml:space="preserve"> PAGEREF _Toc936464820 \h </w:instrText>
+                <w:instrText xml:space="preserve"> PAGEREF _Toc670968617 \h </w:instrText>
               </w:r>
               <w:r>
                 <w:fldChar w:fldCharType="separate"/>
               </w:r>
               <w:r>
-                <w:t>23</w:t>
+                <w:t>21</w:t>
               </w:r>
               <w:r>
                 <w:fldChar w:fldCharType="end"/>
@@ -1454,7 +1456,7 @@
           <w:szCs w:val="28"/>
         </w:rPr>
       </w:pPr>
-      <w:bookmarkStart w:id="0" w:name="_Toc1655010357"/>
+      <w:bookmarkStart w:id="0" w:name="_Toc733497802"/>
       <w:r>
         <w:rPr>
           <w:rFonts w:hint="default" w:ascii="Times New Roman" w:hAnsi="Times New Roman" w:cs="Times New Roman"/>
@@ -1544,7 +1546,7 @@
           <w:szCs w:val="28"/>
         </w:rPr>
       </w:pPr>
-      <w:bookmarkStart w:id="1" w:name="_Toc855850870"/>
+      <w:bookmarkStart w:id="1" w:name="_Toc1754163954"/>
       <w:r>
         <w:rPr>
           <w:rFonts w:hint="default" w:ascii="Times New Roman" w:hAnsi="Times New Roman" w:cs="Times New Roman"/>
@@ -1636,7 +1638,7 @@
         </w:rPr>
         <w:br w:type="page"/>
       </w:r>
-      <w:bookmarkStart w:id="2" w:name="_Toc55941679"/>
+      <w:bookmarkStart w:id="2" w:name="_Toc764295302"/>
       <w:r>
         <w:drawing>
           <wp:inline distT="0" distB="0" distL="114300" distR="114300">
@@ -9497,7 +9499,7 @@
           <w:szCs w:val="28"/>
         </w:rPr>
       </w:pPr>
-      <w:bookmarkStart w:id="3" w:name="_Toc1556761601"/>
+      <w:bookmarkStart w:id="3" w:name="_Toc834101508"/>
       <w:r>
         <w:rPr>
           <w:rFonts w:hint="default" w:ascii="Times New Roman" w:hAnsi="Times New Roman" w:cs="Times New Roman"/>
@@ -14408,7 +14410,7 @@
           <w:szCs w:val="28"/>
         </w:rPr>
       </w:pPr>
-      <w:bookmarkStart w:id="4" w:name="_Toc518310639"/>
+      <w:bookmarkStart w:id="4" w:name="_Toc1261690664"/>
       <w:r>
         <w:rPr>
           <w:rFonts w:hint="default" w:ascii="Times New Roman" w:hAnsi="Times New Roman" w:cs="Times New Roman"/>
@@ -14432,7 +14434,7 @@
           <w:sz w:val="28"/>
         </w:rPr>
       </w:pPr>
-      <w:bookmarkStart w:id="5" w:name="_Toc641722617"/>
+      <w:bookmarkStart w:id="5" w:name="_Toc1620146172"/>
       <w:r>
         <w:rPr>
           <w:rFonts w:hint="default" w:ascii="Times New Roman" w:hAnsi="Times New Roman" w:cs="Times New Roman"/>
@@ -15692,7 +15694,7 @@
           <w:rFonts w:hint="default" w:ascii="Times New Roman" w:hAnsi="Times New Roman" w:cs="Times New Roman"/>
         </w:rPr>
       </w:pPr>
-      <w:bookmarkStart w:id="6" w:name="_Toc924876913"/>
+      <w:bookmarkStart w:id="6" w:name="_Toc890043187"/>
       <w:r>
         <w:rPr>
           <w:rFonts w:hint="default" w:ascii="Times New Roman" w:hAnsi="Times New Roman" w:cs="Times New Roman"/>
@@ -15703,8 +15705,6 @@
         <w:t>Корректные тесты</w:t>
       </w:r>
       <w:bookmarkEnd w:id="6"/>
-      <w:bookmarkStart w:id="8" w:name="_GoBack"/>
-      <w:bookmarkEnd w:id="8"/>
     </w:p>
     <w:p>
       <w:pPr>
@@ -18179,7 +18179,7 @@
           <w:szCs w:val="28"/>
         </w:rPr>
       </w:pPr>
-      <w:bookmarkStart w:id="7" w:name="_Toc936464820"/>
+      <w:bookmarkStart w:id="7" w:name="_Toc670968617"/>
       <w:r>
         <w:rPr>
           <w:rFonts w:hint="default" w:ascii="Times New Roman" w:hAnsi="Times New Roman" w:cs="Times New Roman"/>

--- a/2/лаба.docx
+++ b/2/лаба.docx
@@ -824,8 +824,6 @@
                   <w:tab w:val="right" w:leader="dot" w:pos="9355"/>
                 </w:tabs>
               </w:pPr>
-              <w:bookmarkStart w:id="8" w:name="_GoBack"/>
-              <w:bookmarkEnd w:id="8"/>
               <w:r>
                 <w:rPr>
                   <w:rFonts w:hint="default" w:ascii="Times New Roman" w:hAnsi="Times New Roman" w:cs="Times New Roman"/>
@@ -1723,7 +1721,7 @@
           <w:szCs w:val="28"/>
           <w:lang w:val="ru-RU"/>
         </w:rPr>
-        <w:t>error - функция обработки ошибок</w:t>
+        <w:t>error - функция расшифровки ошибок</w:t>
       </w:r>
     </w:p>
     <w:p>
@@ -1757,7 +1755,7 @@
           <w:szCs w:val="28"/>
           <w:lang w:val="ru-RU"/>
         </w:rPr>
-        <w:t>Прототип:</w:t>
+        <w:t>Прототип и пример:</w:t>
       </w:r>
     </w:p>
     <w:tbl>
@@ -1775,7 +1773,9 @@
         </w:tblBorders>
         <w:tblLayout w:type="autofit"/>
         <w:tblCellMar>
+          <w:top w:w="0" w:type="dxa"/>
           <w:left w:w="108" w:type="dxa"/>
+          <w:bottom w:w="0" w:type="dxa"/>
           <w:right w:w="108" w:type="dxa"/>
         </w:tblCellMar>
       </w:tblPr>
@@ -1793,7 +1793,9 @@
             <w:insideV w:val="single" w:color="auto" w:sz="4" w:space="0"/>
           </w:tblBorders>
           <w:tblCellMar>
+            <w:top w:w="0" w:type="dxa"/>
             <w:left w:w="108" w:type="dxa"/>
+            <w:bottom w:w="0" w:type="dxa"/>
             <w:right w:w="108" w:type="dxa"/>
           </w:tblCellMar>
         </w:tblPrEx>
@@ -1815,13 +1817,12 @@
               </w:numPr>
               <w:outlineLvl w:val="9"/>
               <w:rPr>
-                <w:rFonts w:hint="default" w:ascii="Times New Roman" w:hAnsi="Times New Roman" w:cs="Times New Roman"/>
-                <w:b w:val="0"/>
-                <w:bCs/>
-                <w:color w:val="auto"/>
-                <w:sz w:val="28"/>
-                <w:szCs w:val="28"/>
-                <w:vertAlign w:val="baseline"/>
+                <w:rFonts w:hint="default" w:ascii="Consolas" w:hAnsi="Consolas" w:cs="Consolas"/>
+                <w:b w:val="0"/>
+                <w:bCs/>
+                <w:color w:val="auto"/>
+                <w:sz w:val="20"/>
+                <w:szCs w:val="20"/>
                 <w:lang w:val="ru-RU"/>
               </w:rPr>
             </w:pPr>
@@ -1836,6 +1837,36 @@
                 <w:lang w:val="ru-RU"/>
               </w:rPr>
               <w:t>void error(int code);</w:t>
+            </w:r>
+          </w:p>
+          <w:p>
+            <w:pPr>
+              <w:numPr>
+                <w:ilvl w:val="0"/>
+                <w:numId w:val="0"/>
+              </w:numPr>
+              <w:outlineLvl w:val="9"/>
+              <w:rPr>
+                <w:rFonts w:hint="default" w:ascii="Consolas" w:hAnsi="Consolas" w:cs="Consolas"/>
+                <w:b w:val="0"/>
+                <w:bCs/>
+                <w:color w:val="auto"/>
+                <w:sz w:val="20"/>
+                <w:szCs w:val="20"/>
+                <w:lang w:val="ru-RU"/>
+              </w:rPr>
+            </w:pPr>
+            <w:r>
+              <w:rPr>
+                <w:rFonts w:hint="default" w:ascii="Consolas" w:hAnsi="Consolas" w:cs="Consolas"/>
+                <w:b w:val="0"/>
+                <w:bCs/>
+                <w:color w:val="auto"/>
+                <w:sz w:val="20"/>
+                <w:szCs w:val="20"/>
+                <w:lang w:val="ru-RU"/>
+              </w:rPr>
+              <w:t>error(err_code);</w:t>
             </w:r>
           </w:p>
         </w:tc>
@@ -1878,6 +1909,7 @@
     <w:p>
       <w:pPr>
         <w:numPr>
+          <w:ilvl w:val="0"/>
           <w:numId w:val="0"/>
         </w:numPr>
         <w:ind w:left="420" w:leftChars="0"/>
@@ -1977,7 +2009,9 @@
         </w:tblBorders>
         <w:tblLayout w:type="autofit"/>
         <w:tblCellMar>
+          <w:top w:w="0" w:type="dxa"/>
           <w:left w:w="108" w:type="dxa"/>
+          <w:bottom w:w="0" w:type="dxa"/>
           <w:right w:w="108" w:type="dxa"/>
         </w:tblCellMar>
       </w:tblPr>
@@ -1998,7 +2032,9 @@
             <w:insideV w:val="single" w:color="auto" w:sz="4" w:space="0"/>
           </w:tblBorders>
           <w:tblCellMar>
+            <w:top w:w="0" w:type="dxa"/>
             <w:left w:w="108" w:type="dxa"/>
+            <w:bottom w:w="0" w:type="dxa"/>
             <w:right w:w="108" w:type="dxa"/>
           </w:tblCellMar>
         </w:tblPrEx>
@@ -2009,6 +2045,7 @@
           <w:p>
             <w:pPr>
               <w:numPr>
+                <w:ilvl w:val="0"/>
                 <w:numId w:val="0"/>
               </w:numPr>
               <w:outlineLvl w:val="9"/>
@@ -2045,6 +2082,7 @@
           <w:p>
             <w:pPr>
               <w:numPr>
+                <w:ilvl w:val="0"/>
                 <w:numId w:val="0"/>
               </w:numPr>
               <w:outlineLvl w:val="9"/>
@@ -2081,6 +2119,7 @@
           <w:p>
             <w:pPr>
               <w:numPr>
+                <w:ilvl w:val="0"/>
                 <w:numId w:val="0"/>
               </w:numPr>
               <w:outlineLvl w:val="9"/>
@@ -2117,6 +2156,7 @@
           <w:p>
             <w:pPr>
               <w:numPr>
+                <w:ilvl w:val="0"/>
                 <w:numId w:val="0"/>
               </w:numPr>
               <w:outlineLvl w:val="9"/>
@@ -2157,6 +2197,12 @@
             <w:insideH w:val="single" w:color="auto" w:sz="4" w:space="0"/>
             <w:insideV w:val="single" w:color="auto" w:sz="4" w:space="0"/>
           </w:tblBorders>
+          <w:tblCellMar>
+            <w:top w:w="0" w:type="dxa"/>
+            <w:left w:w="108" w:type="dxa"/>
+            <w:bottom w:w="0" w:type="dxa"/>
+            <w:right w:w="108" w:type="dxa"/>
+          </w:tblCellMar>
         </w:tblPrEx>
         <w:tc>
           <w:tcPr>
@@ -2165,6 +2211,7 @@
           <w:p>
             <w:pPr>
               <w:numPr>
+                <w:ilvl w:val="0"/>
                 <w:numId w:val="0"/>
               </w:numPr>
               <w:outlineLvl w:val="9"/>
@@ -2201,6 +2248,7 @@
           <w:p>
             <w:pPr>
               <w:numPr>
+                <w:ilvl w:val="0"/>
                 <w:numId w:val="0"/>
               </w:numPr>
               <w:outlineLvl w:val="9"/>
@@ -2237,6 +2285,7 @@
           <w:p>
             <w:pPr>
               <w:numPr>
+                <w:ilvl w:val="0"/>
                 <w:numId w:val="0"/>
               </w:numPr>
               <w:outlineLvl w:val="9"/>
@@ -2273,6 +2322,7 @@
           <w:p>
             <w:pPr>
               <w:numPr>
+                <w:ilvl w:val="0"/>
                 <w:numId w:val="0"/>
               </w:numPr>
               <w:outlineLvl w:val="9"/>
@@ -2307,6 +2357,7 @@
     <w:p>
       <w:pPr>
         <w:numPr>
+          <w:ilvl w:val="0"/>
           <w:numId w:val="0"/>
         </w:numPr>
         <w:ind w:leftChars="0"/>
@@ -2350,7 +2401,7 @@
           <w:szCs w:val="28"/>
           <w:lang w:val="ru-RU"/>
         </w:rPr>
-        <w:t>defMatr - функция задания матрицы из файла</w:t>
+        <w:t>readMatr - функция задания матрицы из файла</w:t>
       </w:r>
     </w:p>
     <w:p>
@@ -2384,7 +2435,7 @@
           <w:szCs w:val="28"/>
           <w:lang w:val="ru-RU"/>
         </w:rPr>
-        <w:t>Прототип:</w:t>
+        <w:t>Прототип и пример:</w:t>
       </w:r>
     </w:p>
     <w:tbl>
@@ -2446,13 +2497,12 @@
               </w:numPr>
               <w:outlineLvl w:val="9"/>
               <w:rPr>
-                <w:rFonts w:hint="default" w:ascii="Times New Roman" w:hAnsi="Times New Roman" w:cs="Times New Roman"/>
-                <w:b w:val="0"/>
-                <w:bCs/>
-                <w:color w:val="auto"/>
-                <w:sz w:val="28"/>
-                <w:szCs w:val="28"/>
-                <w:vertAlign w:val="baseline"/>
+                <w:rFonts w:hint="default" w:ascii="Consolas" w:hAnsi="Consolas" w:cs="Consolas"/>
+                <w:b w:val="0"/>
+                <w:bCs/>
+                <w:color w:val="auto"/>
+                <w:sz w:val="20"/>
+                <w:szCs w:val="20"/>
                 <w:lang w:val="ru-RU"/>
               </w:rPr>
             </w:pPr>
@@ -2467,6 +2517,36 @@
                 <w:lang w:val="ru-RU"/>
               </w:rPr>
               <w:t>int defMatr(const char fname[], int matr[][NMAX], int &amp;N);</w:t>
+            </w:r>
+          </w:p>
+          <w:p>
+            <w:pPr>
+              <w:numPr>
+                <w:ilvl w:val="0"/>
+                <w:numId w:val="0"/>
+              </w:numPr>
+              <w:outlineLvl w:val="9"/>
+              <w:rPr>
+                <w:rFonts w:hint="default" w:ascii="Consolas" w:hAnsi="Consolas" w:cs="Consolas"/>
+                <w:b w:val="0"/>
+                <w:bCs/>
+                <w:color w:val="auto"/>
+                <w:sz w:val="20"/>
+                <w:szCs w:val="20"/>
+                <w:lang w:val="ru-RU"/>
+              </w:rPr>
+            </w:pPr>
+            <w:r>
+              <w:rPr>
+                <w:rFonts w:hint="default" w:ascii="Consolas" w:hAnsi="Consolas" w:cs="Consolas"/>
+                <w:b w:val="0"/>
+                <w:bCs/>
+                <w:color w:val="auto"/>
+                <w:sz w:val="20"/>
+                <w:szCs w:val="20"/>
+                <w:lang w:val="ru-RU"/>
+              </w:rPr>
+              <w:t>err_code = readMatr(FNAME1, matr, N);</w:t>
             </w:r>
           </w:p>
         </w:tc>
@@ -3449,6 +3529,7 @@
     <w:p>
       <w:pPr>
         <w:numPr>
+          <w:ilvl w:val="0"/>
           <w:numId w:val="0"/>
         </w:numPr>
         <w:ind w:leftChars="0"/>
@@ -3526,7 +3607,7 @@
           <w:szCs w:val="28"/>
           <w:lang w:val="ru-RU"/>
         </w:rPr>
-        <w:t>Прототип:</w:t>
+        <w:t>Прототип и пример:</w:t>
       </w:r>
     </w:p>
     <w:tbl>
@@ -3588,13 +3669,12 @@
               </w:numPr>
               <w:outlineLvl w:val="9"/>
               <w:rPr>
-                <w:rFonts w:hint="default" w:ascii="Times New Roman" w:hAnsi="Times New Roman" w:cs="Times New Roman"/>
-                <w:b w:val="0"/>
-                <w:bCs/>
-                <w:color w:val="auto"/>
-                <w:sz w:val="28"/>
-                <w:szCs w:val="28"/>
-                <w:vertAlign w:val="baseline"/>
+                <w:rFonts w:hint="default" w:ascii="Consolas" w:hAnsi="Consolas" w:cs="Consolas"/>
+                <w:b w:val="0"/>
+                <w:bCs/>
+                <w:color w:val="auto"/>
+                <w:sz w:val="20"/>
+                <w:szCs w:val="20"/>
                 <w:lang w:val="ru-RU"/>
               </w:rPr>
             </w:pPr>
@@ -3609,6 +3689,36 @@
                 <w:lang w:val="ru-RU"/>
               </w:rPr>
               <w:t>delMatr(int matr[][NMAX], int &amp;N);</w:t>
+            </w:r>
+          </w:p>
+          <w:p>
+            <w:pPr>
+              <w:numPr>
+                <w:ilvl w:val="0"/>
+                <w:numId w:val="0"/>
+              </w:numPr>
+              <w:outlineLvl w:val="9"/>
+              <w:rPr>
+                <w:rFonts w:hint="default" w:ascii="Consolas" w:hAnsi="Consolas" w:cs="Consolas"/>
+                <w:b w:val="0"/>
+                <w:bCs/>
+                <w:color w:val="auto"/>
+                <w:sz w:val="20"/>
+                <w:szCs w:val="20"/>
+                <w:lang w:val="ru-RU"/>
+              </w:rPr>
+            </w:pPr>
+            <w:r>
+              <w:rPr>
+                <w:rFonts w:hint="default" w:ascii="Consolas" w:hAnsi="Consolas" w:cs="Consolas"/>
+                <w:b w:val="0"/>
+                <w:bCs/>
+                <w:color w:val="auto"/>
+                <w:sz w:val="20"/>
+                <w:szCs w:val="20"/>
+                <w:lang w:val="ru-RU"/>
+              </w:rPr>
+              <w:t>delMatr(matr, N);</w:t>
             </w:r>
           </w:p>
         </w:tc>
@@ -3651,6 +3761,7 @@
     <w:p>
       <w:pPr>
         <w:numPr>
+          <w:ilvl w:val="0"/>
           <w:numId w:val="0"/>
         </w:numPr>
         <w:ind w:left="420" w:leftChars="0"/>
@@ -4341,7 +4452,7 @@
           <w:szCs w:val="28"/>
           <w:lang w:val="ru-RU"/>
         </w:rPr>
-        <w:t>Прототип:</w:t>
+        <w:t>Прототип и пример:</w:t>
       </w:r>
     </w:p>
     <w:tbl>
@@ -4403,13 +4514,12 @@
               </w:numPr>
               <w:outlineLvl w:val="9"/>
               <w:rPr>
-                <w:rFonts w:hint="default" w:ascii="Times New Roman" w:hAnsi="Times New Roman" w:cs="Times New Roman"/>
-                <w:b w:val="0"/>
-                <w:bCs/>
-                <w:color w:val="auto"/>
-                <w:sz w:val="28"/>
-                <w:szCs w:val="28"/>
-                <w:vertAlign w:val="baseline"/>
+                <w:rFonts w:hint="default" w:ascii="Consolas" w:hAnsi="Consolas" w:cs="Consolas"/>
+                <w:b w:val="0"/>
+                <w:bCs/>
+                <w:color w:val="auto"/>
+                <w:sz w:val="20"/>
+                <w:szCs w:val="20"/>
                 <w:lang w:val="ru-RU"/>
               </w:rPr>
             </w:pPr>
@@ -4424,6 +4534,36 @@
                 <w:lang w:val="ru-RU"/>
               </w:rPr>
               <w:t>void printMatr(const char matr_name[], int matr[][NMAX], int N);</w:t>
+            </w:r>
+          </w:p>
+          <w:p>
+            <w:pPr>
+              <w:numPr>
+                <w:ilvl w:val="0"/>
+                <w:numId w:val="0"/>
+              </w:numPr>
+              <w:outlineLvl w:val="9"/>
+              <w:rPr>
+                <w:rFonts w:hint="default" w:ascii="Consolas" w:hAnsi="Consolas" w:cs="Consolas"/>
+                <w:b w:val="0"/>
+                <w:bCs/>
+                <w:color w:val="auto"/>
+                <w:sz w:val="20"/>
+                <w:szCs w:val="20"/>
+                <w:lang w:val="ru-RU"/>
+              </w:rPr>
+            </w:pPr>
+            <w:r>
+              <w:rPr>
+                <w:rFonts w:hint="default" w:ascii="Consolas" w:hAnsi="Consolas" w:cs="Consolas"/>
+                <w:b w:val="0"/>
+                <w:bCs/>
+                <w:color w:val="auto"/>
+                <w:sz w:val="20"/>
+                <w:szCs w:val="20"/>
+                <w:lang w:val="ru-RU"/>
+              </w:rPr>
+              <w:t>printMatr("A", matr, N);</w:t>
             </w:r>
           </w:p>
         </w:tc>
@@ -5341,7 +5481,7 @@
           <w:szCs w:val="28"/>
           <w:lang w:val="ru-RU"/>
         </w:rPr>
-        <w:t>Прототип:</w:t>
+        <w:t>Прототип и пример:</w:t>
       </w:r>
     </w:p>
     <w:tbl>
@@ -5403,13 +5543,12 @@
               </w:numPr>
               <w:outlineLvl w:val="9"/>
               <w:rPr>
-                <w:rFonts w:hint="default" w:ascii="Times New Roman" w:hAnsi="Times New Roman" w:cs="Times New Roman"/>
-                <w:b w:val="0"/>
-                <w:bCs/>
-                <w:color w:val="auto"/>
-                <w:sz w:val="28"/>
-                <w:szCs w:val="28"/>
-                <w:vertAlign w:val="baseline"/>
+                <w:rFonts w:hint="default" w:ascii="Consolas" w:hAnsi="Consolas" w:cs="Consolas"/>
+                <w:b w:val="0"/>
+                <w:bCs/>
+                <w:color w:val="auto"/>
+                <w:sz w:val="20"/>
+                <w:szCs w:val="20"/>
                 <w:lang w:val="ru-RU"/>
               </w:rPr>
             </w:pPr>
@@ -5424,6 +5563,36 @@
                 <w:lang w:val="ru-RU"/>
               </w:rPr>
               <w:t>void printRes(const char out[], int res);</w:t>
+            </w:r>
+          </w:p>
+          <w:p>
+            <w:pPr>
+              <w:numPr>
+                <w:ilvl w:val="0"/>
+                <w:numId w:val="0"/>
+              </w:numPr>
+              <w:outlineLvl w:val="9"/>
+              <w:rPr>
+                <w:rFonts w:hint="default" w:ascii="Consolas" w:hAnsi="Consolas" w:cs="Consolas"/>
+                <w:b w:val="0"/>
+                <w:bCs/>
+                <w:color w:val="auto"/>
+                <w:sz w:val="20"/>
+                <w:szCs w:val="20"/>
+                <w:lang w:val="ru-RU"/>
+              </w:rPr>
+            </w:pPr>
+            <w:r>
+              <w:rPr>
+                <w:rFonts w:hint="default" w:ascii="Consolas" w:hAnsi="Consolas" w:cs="Consolas"/>
+                <w:b w:val="0"/>
+                <w:bCs/>
+                <w:color w:val="auto"/>
+                <w:sz w:val="20"/>
+                <w:szCs w:val="20"/>
+                <w:lang w:val="ru-RU"/>
+              </w:rPr>
+              <w:t>printRes("Задание 1.\n\tПроизведение всех положительных\n\tчисел над побочной диагональю равно", res);</w:t>
             </w:r>
           </w:p>
         </w:tc>
@@ -6096,6 +6265,7 @@
     <w:p>
       <w:pPr>
         <w:numPr>
+          <w:ilvl w:val="0"/>
           <w:numId w:val="0"/>
         </w:numPr>
         <w:ind w:leftChars="0"/>
@@ -6139,7 +6309,7 @@
           <w:szCs w:val="28"/>
           <w:lang w:val="ru-RU"/>
         </w:rPr>
-        <w:t>findMax - функция поиска максимума в векторе по вектору флагов</w:t>
+        <w:t>findMax - функция поиска максимума в векторе сумм по вектору флагов</w:t>
       </w:r>
     </w:p>
     <w:p>
@@ -6173,7 +6343,7 @@
           <w:szCs w:val="28"/>
           <w:lang w:val="ru-RU"/>
         </w:rPr>
-        <w:t>Прототип:</w:t>
+        <w:t>Прототип и пример:</w:t>
       </w:r>
     </w:p>
     <w:tbl>
@@ -6235,13 +6405,12 @@
               </w:numPr>
               <w:outlineLvl w:val="9"/>
               <w:rPr>
-                <w:rFonts w:hint="default" w:ascii="Times New Roman" w:hAnsi="Times New Roman" w:cs="Times New Roman"/>
-                <w:b w:val="0"/>
-                <w:bCs/>
-                <w:color w:val="auto"/>
-                <w:sz w:val="28"/>
-                <w:szCs w:val="28"/>
-                <w:vertAlign w:val="baseline"/>
+                <w:rFonts w:hint="default" w:ascii="Consolas" w:hAnsi="Consolas" w:cs="Consolas"/>
+                <w:b w:val="0"/>
+                <w:bCs/>
+                <w:color w:val="auto"/>
+                <w:sz w:val="20"/>
+                <w:szCs w:val="20"/>
                 <w:lang w:val="ru-RU"/>
               </w:rPr>
             </w:pPr>
@@ -6255,7 +6424,37 @@
                 <w:szCs w:val="20"/>
                 <w:lang w:val="ru-RU"/>
               </w:rPr>
-              <w:t>int findMax(int *massive, bool *flags, int N);</w:t>
+              <w:t>int findMax(int *vector, bool *flags, int N);</w:t>
+            </w:r>
+          </w:p>
+          <w:p>
+            <w:pPr>
+              <w:numPr>
+                <w:ilvl w:val="0"/>
+                <w:numId w:val="0"/>
+              </w:numPr>
+              <w:outlineLvl w:val="9"/>
+              <w:rPr>
+                <w:rFonts w:hint="default" w:ascii="Consolas" w:hAnsi="Consolas" w:cs="Consolas"/>
+                <w:b w:val="0"/>
+                <w:bCs/>
+                <w:color w:val="auto"/>
+                <w:sz w:val="20"/>
+                <w:szCs w:val="20"/>
+                <w:lang w:val="ru-RU"/>
+              </w:rPr>
+            </w:pPr>
+            <w:r>
+              <w:rPr>
+                <w:rFonts w:hint="default" w:ascii="Consolas" w:hAnsi="Consolas" w:cs="Consolas"/>
+                <w:b w:val="0"/>
+                <w:bCs/>
+                <w:color w:val="auto"/>
+                <w:sz w:val="20"/>
+                <w:szCs w:val="20"/>
+                <w:lang w:val="ru-RU"/>
+              </w:rPr>
+              <w:t>max = findMax(oddRowSums, oddRowFlag, N);</w:t>
             </w:r>
           </w:p>
         </w:tc>
@@ -7096,6 +7295,7 @@
     <w:p>
       <w:pPr>
         <w:numPr>
+          <w:ilvl w:val="0"/>
           <w:numId w:val="0"/>
         </w:numPr>
         <w:ind w:leftChars="0"/>
@@ -7139,7 +7339,7 @@
           <w:szCs w:val="28"/>
           <w:lang w:val="ru-RU"/>
         </w:rPr>
-        <w:t>task1 - функция решения первой задачи</w:t>
+        <w:t>task1 - функция решения первой задачи: поиск произведения положительных элементов над побочной диагональю</w:t>
       </w:r>
     </w:p>
     <w:p>
@@ -7173,7 +7373,7 @@
           <w:szCs w:val="28"/>
           <w:lang w:val="ru-RU"/>
         </w:rPr>
-        <w:t>Прототип:</w:t>
+        <w:t>Прототип и пример:</w:t>
       </w:r>
     </w:p>
     <w:tbl>
@@ -7235,13 +7435,12 @@
               </w:numPr>
               <w:outlineLvl w:val="9"/>
               <w:rPr>
-                <w:rFonts w:hint="default" w:ascii="Times New Roman" w:hAnsi="Times New Roman" w:cs="Times New Roman"/>
-                <w:b w:val="0"/>
-                <w:bCs/>
-                <w:color w:val="auto"/>
-                <w:sz w:val="28"/>
-                <w:szCs w:val="28"/>
-                <w:vertAlign w:val="baseline"/>
+                <w:rFonts w:hint="default" w:ascii="Consolas" w:hAnsi="Consolas" w:cs="Consolas"/>
+                <w:b w:val="0"/>
+                <w:bCs/>
+                <w:color w:val="auto"/>
+                <w:sz w:val="20"/>
+                <w:szCs w:val="20"/>
                 <w:lang w:val="ru-RU"/>
               </w:rPr>
             </w:pPr>
@@ -7256,6 +7455,36 @@
                 <w:lang w:val="ru-RU"/>
               </w:rPr>
               <w:t>task1(int matr[][NMAX], int N, int &amp;prod);</w:t>
+            </w:r>
+          </w:p>
+          <w:p>
+            <w:pPr>
+              <w:numPr>
+                <w:ilvl w:val="0"/>
+                <w:numId w:val="0"/>
+              </w:numPr>
+              <w:outlineLvl w:val="9"/>
+              <w:rPr>
+                <w:rFonts w:hint="default" w:ascii="Consolas" w:hAnsi="Consolas" w:cs="Consolas"/>
+                <w:b w:val="0"/>
+                <w:bCs/>
+                <w:color w:val="auto"/>
+                <w:sz w:val="20"/>
+                <w:szCs w:val="20"/>
+                <w:lang w:val="ru-RU"/>
+              </w:rPr>
+            </w:pPr>
+            <w:r>
+              <w:rPr>
+                <w:rFonts w:hint="default" w:ascii="Consolas" w:hAnsi="Consolas" w:cs="Consolas"/>
+                <w:b w:val="0"/>
+                <w:bCs/>
+                <w:color w:val="auto"/>
+                <w:sz w:val="20"/>
+                <w:szCs w:val="20"/>
+                <w:lang w:val="ru-RU"/>
+              </w:rPr>
+              <w:t>err_code = task1(matr, N, res);</w:t>
             </w:r>
           </w:p>
         </w:tc>
@@ -8313,7 +8542,7 @@
           <w:szCs w:val="28"/>
           <w:lang w:val="ru-RU"/>
         </w:rPr>
-        <w:t>task2 - функция решения второй задачи</w:t>
+        <w:t>task2 - функция решения второй задачи: поиск максимума среди сумм по строкам нечётных элементов</w:t>
       </w:r>
     </w:p>
     <w:p>
@@ -8347,7 +8576,7 @@
           <w:szCs w:val="28"/>
           <w:lang w:val="ru-RU"/>
         </w:rPr>
-        <w:t>Прототип:</w:t>
+        <w:t>Прототип и пример:</w:t>
       </w:r>
     </w:p>
     <w:tbl>
@@ -8409,13 +8638,12 @@
               </w:numPr>
               <w:outlineLvl w:val="9"/>
               <w:rPr>
-                <w:rFonts w:hint="default" w:ascii="Times New Roman" w:hAnsi="Times New Roman" w:cs="Times New Roman"/>
-                <w:b w:val="0"/>
-                <w:bCs/>
-                <w:color w:val="auto"/>
-                <w:sz w:val="28"/>
-                <w:szCs w:val="28"/>
-                <w:vertAlign w:val="baseline"/>
+                <w:rFonts w:hint="default" w:ascii="Consolas" w:hAnsi="Consolas" w:cs="Consolas"/>
+                <w:b w:val="0"/>
+                <w:bCs/>
+                <w:color w:val="auto"/>
+                <w:sz w:val="20"/>
+                <w:szCs w:val="20"/>
                 <w:lang w:val="ru-RU"/>
               </w:rPr>
             </w:pPr>
@@ -8430,6 +8658,36 @@
                 <w:lang w:val="ru-RU"/>
               </w:rPr>
               <w:t>int task2(int matr[][NMAX], int N, int &amp;max);</w:t>
+            </w:r>
+          </w:p>
+          <w:p>
+            <w:pPr>
+              <w:numPr>
+                <w:ilvl w:val="0"/>
+                <w:numId w:val="0"/>
+              </w:numPr>
+              <w:outlineLvl w:val="9"/>
+              <w:rPr>
+                <w:rFonts w:hint="default" w:ascii="Consolas" w:hAnsi="Consolas" w:cs="Consolas"/>
+                <w:b w:val="0"/>
+                <w:bCs/>
+                <w:color w:val="auto"/>
+                <w:sz w:val="20"/>
+                <w:szCs w:val="20"/>
+                <w:lang w:val="ru-RU"/>
+              </w:rPr>
+            </w:pPr>
+            <w:r>
+              <w:rPr>
+                <w:rFonts w:hint="default" w:ascii="Consolas" w:hAnsi="Consolas" w:cs="Consolas"/>
+                <w:b w:val="0"/>
+                <w:bCs/>
+                <w:color w:val="auto"/>
+                <w:sz w:val="20"/>
+                <w:szCs w:val="20"/>
+                <w:lang w:val="ru-RU"/>
+              </w:rPr>
+              <w:t>err_code = task2(matr, N, res);</w:t>
             </w:r>
           </w:p>
         </w:tc>
@@ -9444,6 +9702,7 @@
     <w:p>
       <w:pPr>
         <w:numPr>
+          <w:ilvl w:val="0"/>
           <w:numId w:val="0"/>
         </w:numPr>
         <w:ind w:left="420" w:leftChars="0"/>
@@ -9454,6 +9713,7 @@
     <w:p>
       <w:pPr>
         <w:numPr>
+          <w:ilvl w:val="0"/>
           <w:numId w:val="0"/>
         </w:numPr>
         <w:ind w:left="420" w:leftChars="0"/>
@@ -14516,14 +14776,7 @@
           <w:rFonts w:hint="default" w:ascii="Times New Roman" w:hAnsi="Times New Roman" w:cs="Times New Roman"/>
           <w:sz w:val="28"/>
         </w:rPr>
-        <w:t xml:space="preserve">Ожидаемый результат: </w:t>
-      </w:r>
-      <w:r>
-        <w:rPr>
-          <w:rFonts w:hint="default" w:ascii="Times New Roman" w:hAnsi="Times New Roman" w:cs="Times New Roman"/>
-          <w:sz w:val="28"/>
-        </w:rPr>
-        <w:t>Не удалось открыть файл!</w:t>
+        <w:t>Ожидаемый результат: Не удалось открыть файл!</w:t>
       </w:r>
     </w:p>
     <w:p>
@@ -14859,15 +15112,7 @@
           <w:sz w:val="28"/>
           <w:lang w:val="ru-RU"/>
         </w:rPr>
-        <w:t>неверном</w:t>
-      </w:r>
-      <w:r>
-        <w:rPr>
-          <w:rFonts w:hint="default" w:ascii="Times New Roman" w:hAnsi="Times New Roman" w:cs="Times New Roman"/>
-          <w:sz w:val="28"/>
-          <w:lang w:val="ru-RU"/>
-        </w:rPr>
-        <w:t xml:space="preserve"> чтении</w:t>
+        <w:t>неверном чтении</w:t>
       </w:r>
     </w:p>
     <w:p>
@@ -14895,7 +15140,7 @@
           <w:sz w:val="28"/>
           <w:lang w:val="ru-RU"/>
         </w:rPr>
-        <w:t xml:space="preserve"> a 1 1 1 1</w:t>
+        <w:t xml:space="preserve"> </w:t>
       </w:r>
     </w:p>
     <w:p>
@@ -14914,6 +15159,69 @@
         <w:rPr>
           <w:rFonts w:hint="default" w:ascii="Times New Roman" w:hAnsi="Times New Roman" w:cs="Times New Roman"/>
           <w:sz w:val="28"/>
+          <w:lang w:val="ru-RU"/>
+        </w:rPr>
+        <w:t xml:space="preserve">a </w:t>
+      </w:r>
+    </w:p>
+    <w:p>
+      <w:pPr>
+        <w:numPr>
+          <w:ilvl w:val="0"/>
+          <w:numId w:val="10"/>
+        </w:numPr>
+        <w:contextualSpacing/>
+        <w:rPr>
+          <w:rFonts w:hint="default" w:ascii="Times New Roman" w:hAnsi="Times New Roman" w:cs="Times New Roman"/>
+          <w:sz w:val="28"/>
+        </w:rPr>
+      </w:pPr>
+      <w:r>
+        <w:rPr>
+          <w:rFonts w:hint="default" w:ascii="Times New Roman" w:hAnsi="Times New Roman" w:cs="Times New Roman"/>
+          <w:sz w:val="28"/>
+          <w:lang w:val="ru-RU"/>
+        </w:rPr>
+        <w:t xml:space="preserve">1  1 </w:t>
+      </w:r>
+    </w:p>
+    <w:p>
+      <w:pPr>
+        <w:numPr>
+          <w:ilvl w:val="0"/>
+          <w:numId w:val="10"/>
+        </w:numPr>
+        <w:contextualSpacing/>
+        <w:rPr>
+          <w:rFonts w:hint="default" w:ascii="Times New Roman" w:hAnsi="Times New Roman" w:cs="Times New Roman"/>
+          <w:sz w:val="28"/>
+        </w:rPr>
+      </w:pPr>
+      <w:r>
+        <w:rPr>
+          <w:rFonts w:hint="default" w:ascii="Times New Roman" w:hAnsi="Times New Roman" w:cs="Times New Roman"/>
+          <w:sz w:val="28"/>
+          <w:lang w:val="ru-RU"/>
+        </w:rPr>
+        <w:t>1  1</w:t>
+      </w:r>
+    </w:p>
+    <w:p>
+      <w:pPr>
+        <w:numPr>
+          <w:ilvl w:val="0"/>
+          <w:numId w:val="10"/>
+        </w:numPr>
+        <w:contextualSpacing/>
+        <w:rPr>
+          <w:rFonts w:hint="default" w:ascii="Times New Roman" w:hAnsi="Times New Roman" w:cs="Times New Roman"/>
+          <w:sz w:val="28"/>
+        </w:rPr>
+      </w:pPr>
+      <w:r>
+        <w:rPr>
+          <w:rFonts w:hint="default" w:ascii="Times New Roman" w:hAnsi="Times New Roman" w:cs="Times New Roman"/>
+          <w:sz w:val="28"/>
         </w:rPr>
         <w:t xml:space="preserve">Ожидаемый результат: </w:t>
       </w:r>
@@ -14923,15 +15231,7 @@
           <w:sz w:val="28"/>
           <w:lang w:val="ru-RU"/>
         </w:rPr>
-        <w:t>Получено</w:t>
-      </w:r>
-      <w:r>
-        <w:rPr>
-          <w:rFonts w:hint="default" w:ascii="Times New Roman" w:hAnsi="Times New Roman" w:cs="Times New Roman"/>
-          <w:sz w:val="28"/>
-          <w:lang w:val="ru-RU"/>
-        </w:rPr>
-        <w:t xml:space="preserve"> не число!</w:t>
+        <w:t>Получено не число!</w:t>
       </w:r>
     </w:p>
     <w:p>
@@ -15077,15 +15377,7 @@
           <w:sz w:val="28"/>
           <w:lang w:val="ru-RU"/>
         </w:rPr>
-        <w:t>непрвильном</w:t>
-      </w:r>
-      <w:r>
-        <w:rPr>
-          <w:rFonts w:hint="default" w:ascii="Times New Roman" w:hAnsi="Times New Roman" w:cs="Times New Roman"/>
-          <w:sz w:val="28"/>
-          <w:lang w:val="ru-RU"/>
-        </w:rPr>
-        <w:t xml:space="preserve"> размере матрицы</w:t>
+        <w:t>отрицательном размере матрицы</w:t>
       </w:r>
     </w:p>
     <w:p>
@@ -15107,13 +15399,26 @@
         </w:rPr>
         <w:t xml:space="preserve">Исходные данные: </w:t>
       </w:r>
+    </w:p>
+    <w:p>
+      <w:pPr>
+        <w:numPr>
+          <w:ilvl w:val="0"/>
+          <w:numId w:val="10"/>
+        </w:numPr>
+        <w:contextualSpacing/>
+        <w:rPr>
+          <w:rFonts w:hint="default" w:ascii="Times New Roman" w:hAnsi="Times New Roman" w:cs="Times New Roman"/>
+          <w:sz w:val="28"/>
+        </w:rPr>
+      </w:pPr>
       <w:r>
         <w:rPr>
           <w:rFonts w:hint="default" w:ascii="Times New Roman" w:hAnsi="Times New Roman" w:cs="Times New Roman"/>
           <w:sz w:val="28"/>
           <w:lang w:val="ru-RU"/>
         </w:rPr>
-        <w:t>-2 1 1 1 1</w:t>
+        <w:t xml:space="preserve">-2 </w:t>
       </w:r>
     </w:p>
     <w:p>
@@ -15132,15 +15437,50 @@
         <w:rPr>
           <w:rFonts w:hint="default" w:ascii="Times New Roman" w:hAnsi="Times New Roman" w:cs="Times New Roman"/>
           <w:sz w:val="28"/>
-        </w:rPr>
-        <w:t xml:space="preserve">Ожидаемый результат: </w:t>
+          <w:lang w:val="ru-RU"/>
+        </w:rPr>
+        <w:t xml:space="preserve">1  1 </w:t>
       </w:r>
+    </w:p>
+    <w:p>
+      <w:pPr>
+        <w:numPr>
+          <w:ilvl w:val="0"/>
+          <w:numId w:val="10"/>
+        </w:numPr>
+        <w:contextualSpacing/>
+        <w:rPr>
+          <w:rFonts w:hint="default" w:ascii="Times New Roman" w:hAnsi="Times New Roman" w:cs="Times New Roman"/>
+          <w:sz w:val="28"/>
+        </w:rPr>
+      </w:pPr>
       <w:r>
         <w:rPr>
           <w:rFonts w:hint="default" w:ascii="Times New Roman" w:hAnsi="Times New Roman" w:cs="Times New Roman"/>
           <w:sz w:val="28"/>
-        </w:rPr>
-        <w:t>Задан неверный размер матрицы!</w:t>
+          <w:lang w:val="ru-RU"/>
+        </w:rPr>
+        <w:t>1  1</w:t>
+      </w:r>
+    </w:p>
+    <w:p>
+      <w:pPr>
+        <w:numPr>
+          <w:ilvl w:val="0"/>
+          <w:numId w:val="10"/>
+        </w:numPr>
+        <w:contextualSpacing/>
+        <w:rPr>
+          <w:rFonts w:hint="default" w:ascii="Times New Roman" w:hAnsi="Times New Roman" w:cs="Times New Roman"/>
+          <w:sz w:val="28"/>
+        </w:rPr>
+      </w:pPr>
+      <w:r>
+        <w:rPr>
+          <w:rFonts w:hint="default" w:ascii="Times New Roman" w:hAnsi="Times New Roman" w:cs="Times New Roman"/>
+          <w:sz w:val="28"/>
+        </w:rPr>
+        <w:t>Ожидаемый результат: Задан неверный размер матрицы!</w:t>
       </w:r>
     </w:p>
     <w:p>
@@ -15286,15 +15626,7 @@
           <w:sz w:val="28"/>
           <w:lang w:val="ru-RU"/>
         </w:rPr>
-        <w:t>отсутствии</w:t>
-      </w:r>
-      <w:r>
-        <w:rPr>
-          <w:rFonts w:hint="default" w:ascii="Times New Roman" w:hAnsi="Times New Roman" w:cs="Times New Roman"/>
-          <w:sz w:val="28"/>
-          <w:lang w:val="ru-RU"/>
-        </w:rPr>
-        <w:t xml:space="preserve"> положительных чисел над побочной диагональю</w:t>
+        <w:t>нулевом размере матрицы</w:t>
       </w:r>
     </w:p>
     <w:p>
@@ -15316,13 +15648,26 @@
         </w:rPr>
         <w:t xml:space="preserve">Исходные данные: </w:t>
       </w:r>
+    </w:p>
+    <w:p>
+      <w:pPr>
+        <w:numPr>
+          <w:ilvl w:val="0"/>
+          <w:numId w:val="10"/>
+        </w:numPr>
+        <w:contextualSpacing/>
+        <w:rPr>
+          <w:rFonts w:hint="default" w:ascii="Times New Roman" w:hAnsi="Times New Roman" w:cs="Times New Roman"/>
+          <w:sz w:val="28"/>
+        </w:rPr>
+      </w:pPr>
       <w:r>
         <w:rPr>
           <w:rFonts w:hint="default" w:ascii="Times New Roman" w:hAnsi="Times New Roman" w:cs="Times New Roman"/>
           <w:sz w:val="28"/>
           <w:lang w:val="ru-RU"/>
         </w:rPr>
-        <w:t>2 -1 1 1 1</w:t>
+        <w:t xml:space="preserve">0 </w:t>
       </w:r>
     </w:p>
     <w:p>
@@ -15342,14 +15687,463 @@
           <w:rFonts w:hint="default" w:ascii="Times New Roman" w:hAnsi="Times New Roman" w:cs="Times New Roman"/>
           <w:sz w:val="28"/>
         </w:rPr>
-        <w:t xml:space="preserve">Ожидаемый результат: </w:t>
+        <w:t>Ожидаемый результат: Задан неверный размер матрицы!</w:t>
+      </w:r>
+    </w:p>
+    <w:p>
+      <w:pPr>
+        <w:numPr>
+          <w:ilvl w:val="0"/>
+          <w:numId w:val="10"/>
+        </w:numPr>
+        <w:contextualSpacing/>
+        <w:rPr>
+          <w:rFonts w:hint="default" w:ascii="Times New Roman" w:hAnsi="Times New Roman" w:cs="Times New Roman"/>
+          <w:sz w:val="28"/>
+        </w:rPr>
+      </w:pPr>
+      <w:r>
+        <w:rPr>
+          <w:rFonts w:hint="default" w:ascii="Times New Roman" w:hAnsi="Times New Roman" w:cs="Times New Roman"/>
+          <w:sz w:val="28"/>
+        </w:rPr>
+        <w:t>Результат</w:t>
       </w:r>
       <w:r>
         <w:rPr>
           <w:rFonts w:hint="default" w:ascii="Times New Roman" w:hAnsi="Times New Roman" w:cs="Times New Roman"/>
           <w:sz w:val="28"/>
-        </w:rPr>
-        <w:t>Матрица не содержит положительных элементов над побочной диагональю!</w:t>
+          <w:lang w:val="en-US"/>
+        </w:rPr>
+        <w:t>:</w:t>
+      </w:r>
+    </w:p>
+    <w:p>
+      <w:pPr>
+        <w:ind w:left="1440"/>
+        <w:contextualSpacing/>
+        <w:rPr>
+          <w:rFonts w:hint="default" w:ascii="Times New Roman" w:hAnsi="Times New Roman" w:cs="Times New Roman"/>
+          <w:sz w:val="28"/>
+          <w:lang w:val="en-US"/>
+        </w:rPr>
+      </w:pPr>
+      <w:r>
+        <w:rPr>
+          <w:rFonts w:hint="default" w:ascii="Times New Roman" w:hAnsi="Times New Roman" w:cs="Times New Roman"/>
+        </w:rPr>
+        <w:drawing>
+          <wp:inline distT="0" distB="0" distL="114300" distR="114300">
+            <wp:extent cx="2867025" cy="276225"/>
+            <wp:effectExtent l="0" t="0" r="9525" b="9525"/>
+            <wp:docPr id="2" name="Изображение 2"/>
+            <wp:cNvGraphicFramePr>
+              <a:graphicFrameLocks xmlns:a="http://schemas.openxmlformats.org/drawingml/2006/main" noChangeAspect="1"/>
+            </wp:cNvGraphicFramePr>
+            <a:graphic xmlns:a="http://schemas.openxmlformats.org/drawingml/2006/main">
+              <a:graphicData uri="http://schemas.openxmlformats.org/drawingml/2006/picture">
+                <pic:pic xmlns:pic="http://schemas.openxmlformats.org/drawingml/2006/picture">
+                  <pic:nvPicPr>
+                    <pic:cNvPr id="2" name="Изображение 2"/>
+                    <pic:cNvPicPr>
+                      <a:picLocks noChangeAspect="1"/>
+                    </pic:cNvPicPr>
+                  </pic:nvPicPr>
+                  <pic:blipFill>
+                    <a:blip r:embed="rId21"/>
+                    <a:stretch>
+                      <a:fillRect/>
+                    </a:stretch>
+                  </pic:blipFill>
+                  <pic:spPr>
+                    <a:xfrm>
+                      <a:off x="0" y="0"/>
+                      <a:ext cx="2867025" cy="276225"/>
+                    </a:xfrm>
+                    <a:prstGeom prst="rect">
+                      <a:avLst/>
+                    </a:prstGeom>
+                    <a:noFill/>
+                    <a:ln>
+                      <a:noFill/>
+                    </a:ln>
+                  </pic:spPr>
+                </pic:pic>
+              </a:graphicData>
+            </a:graphic>
+          </wp:inline>
+        </w:drawing>
+      </w:r>
+    </w:p>
+    <w:p>
+      <w:pPr>
+        <w:numPr>
+          <w:ilvl w:val="0"/>
+          <w:numId w:val="10"/>
+        </w:numPr>
+        <w:contextualSpacing/>
+        <w:rPr>
+          <w:rFonts w:hint="default" w:ascii="Times New Roman" w:hAnsi="Times New Roman" w:cs="Times New Roman"/>
+          <w:sz w:val="28"/>
+        </w:rPr>
+      </w:pPr>
+      <w:r>
+        <w:rPr>
+          <w:rFonts w:hint="default" w:ascii="Times New Roman" w:hAnsi="Times New Roman" w:cs="Times New Roman"/>
+          <w:sz w:val="28"/>
+        </w:rPr>
+        <w:t>Вывод: полученное значение совпало с ожидаемым. Тест ошибку не обнаружил.</w:t>
+      </w:r>
+    </w:p>
+    <w:p>
+      <w:pPr>
+        <w:numPr>
+          <w:ilvl w:val="0"/>
+          <w:numId w:val="9"/>
+        </w:numPr>
+        <w:contextualSpacing/>
+        <w:rPr>
+          <w:rFonts w:hint="default" w:ascii="Times New Roman" w:hAnsi="Times New Roman" w:cs="Times New Roman"/>
+          <w:sz w:val="28"/>
+        </w:rPr>
+      </w:pPr>
+    </w:p>
+    <w:p>
+      <w:pPr>
+        <w:numPr>
+          <w:ilvl w:val="0"/>
+          <w:numId w:val="10"/>
+        </w:numPr>
+        <w:contextualSpacing/>
+        <w:rPr>
+          <w:rFonts w:hint="default" w:ascii="Times New Roman" w:hAnsi="Times New Roman" w:cs="Times New Roman"/>
+          <w:sz w:val="28"/>
+        </w:rPr>
+      </w:pPr>
+      <w:r>
+        <w:rPr>
+          <w:rFonts w:hint="default" w:ascii="Times New Roman" w:hAnsi="Times New Roman" w:cs="Times New Roman"/>
+          <w:sz w:val="28"/>
+        </w:rPr>
+        <w:t xml:space="preserve">Цель: проверить работу программы при </w:t>
+      </w:r>
+      <w:r>
+        <w:rPr>
+          <w:rFonts w:hint="default" w:ascii="Times New Roman" w:hAnsi="Times New Roman" w:cs="Times New Roman"/>
+          <w:sz w:val="28"/>
+          <w:lang w:val="ru-RU"/>
+        </w:rPr>
+        <w:t>превышении лимита размера матрицы(в нашем случае NMAX=9)</w:t>
+      </w:r>
+    </w:p>
+    <w:p>
+      <w:pPr>
+        <w:numPr>
+          <w:ilvl w:val="0"/>
+          <w:numId w:val="10"/>
+        </w:numPr>
+        <w:contextualSpacing/>
+        <w:rPr>
+          <w:rFonts w:hint="default" w:ascii="Times New Roman" w:hAnsi="Times New Roman" w:cs="Times New Roman"/>
+          <w:sz w:val="28"/>
+        </w:rPr>
+      </w:pPr>
+      <w:r>
+        <w:rPr>
+          <w:rFonts w:hint="default" w:ascii="Times New Roman" w:hAnsi="Times New Roman" w:cs="Times New Roman"/>
+          <w:sz w:val="28"/>
+        </w:rPr>
+        <w:t xml:space="preserve">Исходные данные: </w:t>
+      </w:r>
+    </w:p>
+    <w:p>
+      <w:pPr>
+        <w:numPr>
+          <w:ilvl w:val="0"/>
+          <w:numId w:val="10"/>
+        </w:numPr>
+        <w:contextualSpacing/>
+        <w:rPr>
+          <w:rFonts w:hint="default" w:ascii="Times New Roman" w:hAnsi="Times New Roman" w:cs="Times New Roman"/>
+          <w:sz w:val="28"/>
+        </w:rPr>
+      </w:pPr>
+      <w:r>
+        <w:rPr>
+          <w:rFonts w:hint="default" w:ascii="Times New Roman" w:hAnsi="Times New Roman" w:cs="Times New Roman"/>
+          <w:sz w:val="28"/>
+          <w:lang w:val="ru-RU"/>
+        </w:rPr>
+        <w:t>10</w:t>
+      </w:r>
+    </w:p>
+    <w:p>
+      <w:pPr>
+        <w:numPr>
+          <w:ilvl w:val="0"/>
+          <w:numId w:val="10"/>
+        </w:numPr>
+        <w:contextualSpacing/>
+        <w:rPr>
+          <w:rFonts w:hint="default" w:ascii="Times New Roman" w:hAnsi="Times New Roman" w:cs="Times New Roman"/>
+          <w:sz w:val="28"/>
+        </w:rPr>
+      </w:pPr>
+      <w:r>
+        <w:rPr>
+          <w:rFonts w:hint="default" w:ascii="Times New Roman" w:hAnsi="Times New Roman" w:cs="Times New Roman"/>
+          <w:sz w:val="28"/>
+        </w:rPr>
+        <w:t>Ожидаемый результат: Задан неверный размер матрицы!</w:t>
+      </w:r>
+    </w:p>
+    <w:p>
+      <w:pPr>
+        <w:numPr>
+          <w:ilvl w:val="0"/>
+          <w:numId w:val="10"/>
+        </w:numPr>
+        <w:contextualSpacing/>
+        <w:rPr>
+          <w:rFonts w:hint="default" w:ascii="Times New Roman" w:hAnsi="Times New Roman" w:cs="Times New Roman"/>
+          <w:sz w:val="28"/>
+        </w:rPr>
+      </w:pPr>
+      <w:r>
+        <w:rPr>
+          <w:rFonts w:hint="default" w:ascii="Times New Roman" w:hAnsi="Times New Roman" w:cs="Times New Roman"/>
+          <w:sz w:val="28"/>
+        </w:rPr>
+        <w:t>Результат</w:t>
+      </w:r>
+      <w:r>
+        <w:rPr>
+          <w:rFonts w:hint="default" w:ascii="Times New Roman" w:hAnsi="Times New Roman" w:cs="Times New Roman"/>
+          <w:sz w:val="28"/>
+          <w:lang w:val="en-US"/>
+        </w:rPr>
+        <w:t>:</w:t>
+      </w:r>
+    </w:p>
+    <w:p>
+      <w:pPr>
+        <w:ind w:left="1440"/>
+        <w:contextualSpacing/>
+        <w:rPr>
+          <w:rFonts w:hint="default" w:ascii="Times New Roman" w:hAnsi="Times New Roman" w:cs="Times New Roman"/>
+          <w:sz w:val="28"/>
+          <w:lang w:val="en-US"/>
+        </w:rPr>
+      </w:pPr>
+      <w:r>
+        <w:rPr>
+          <w:rFonts w:hint="default" w:ascii="Times New Roman" w:hAnsi="Times New Roman" w:cs="Times New Roman"/>
+        </w:rPr>
+        <w:drawing>
+          <wp:inline distT="0" distB="0" distL="114300" distR="114300">
+            <wp:extent cx="2867025" cy="276225"/>
+            <wp:effectExtent l="0" t="0" r="9525" b="9525"/>
+            <wp:docPr id="4" name="Изображение 4"/>
+            <wp:cNvGraphicFramePr>
+              <a:graphicFrameLocks xmlns:a="http://schemas.openxmlformats.org/drawingml/2006/main" noChangeAspect="1"/>
+            </wp:cNvGraphicFramePr>
+            <a:graphic xmlns:a="http://schemas.openxmlformats.org/drawingml/2006/main">
+              <a:graphicData uri="http://schemas.openxmlformats.org/drawingml/2006/picture">
+                <pic:pic xmlns:pic="http://schemas.openxmlformats.org/drawingml/2006/picture">
+                  <pic:nvPicPr>
+                    <pic:cNvPr id="4" name="Изображение 4"/>
+                    <pic:cNvPicPr>
+                      <a:picLocks noChangeAspect="1"/>
+                    </pic:cNvPicPr>
+                  </pic:nvPicPr>
+                  <pic:blipFill>
+                    <a:blip r:embed="rId21"/>
+                    <a:stretch>
+                      <a:fillRect/>
+                    </a:stretch>
+                  </pic:blipFill>
+                  <pic:spPr>
+                    <a:xfrm>
+                      <a:off x="0" y="0"/>
+                      <a:ext cx="2867025" cy="276225"/>
+                    </a:xfrm>
+                    <a:prstGeom prst="rect">
+                      <a:avLst/>
+                    </a:prstGeom>
+                    <a:noFill/>
+                    <a:ln>
+                      <a:noFill/>
+                    </a:ln>
+                  </pic:spPr>
+                </pic:pic>
+              </a:graphicData>
+            </a:graphic>
+          </wp:inline>
+        </w:drawing>
+      </w:r>
+    </w:p>
+    <w:p>
+      <w:pPr>
+        <w:numPr>
+          <w:ilvl w:val="0"/>
+          <w:numId w:val="10"/>
+        </w:numPr>
+        <w:contextualSpacing/>
+        <w:rPr>
+          <w:rFonts w:hint="default" w:ascii="Times New Roman" w:hAnsi="Times New Roman" w:cs="Times New Roman"/>
+          <w:sz w:val="28"/>
+        </w:rPr>
+      </w:pPr>
+      <w:r>
+        <w:rPr>
+          <w:rFonts w:hint="default" w:ascii="Times New Roman" w:hAnsi="Times New Roman" w:cs="Times New Roman"/>
+          <w:sz w:val="28"/>
+        </w:rPr>
+        <w:t>Вывод: полученное значение совпало с ожидаемым. Тест ошибку не обнаружил.</w:t>
+      </w:r>
+    </w:p>
+    <w:p>
+      <w:pPr>
+        <w:numPr>
+          <w:ilvl w:val="0"/>
+          <w:numId w:val="9"/>
+        </w:numPr>
+        <w:contextualSpacing/>
+        <w:rPr>
+          <w:rFonts w:hint="default" w:ascii="Times New Roman" w:hAnsi="Times New Roman" w:cs="Times New Roman"/>
+          <w:sz w:val="28"/>
+        </w:rPr>
+      </w:pPr>
+    </w:p>
+    <w:p>
+      <w:pPr>
+        <w:numPr>
+          <w:ilvl w:val="0"/>
+          <w:numId w:val="10"/>
+        </w:numPr>
+        <w:contextualSpacing/>
+        <w:rPr>
+          <w:rFonts w:hint="default" w:ascii="Times New Roman" w:hAnsi="Times New Roman" w:cs="Times New Roman"/>
+          <w:sz w:val="28"/>
+        </w:rPr>
+      </w:pPr>
+      <w:r>
+        <w:rPr>
+          <w:rFonts w:hint="default" w:ascii="Times New Roman" w:hAnsi="Times New Roman" w:cs="Times New Roman"/>
+          <w:sz w:val="28"/>
+        </w:rPr>
+        <w:t xml:space="preserve">Цель: проверить работу программы при </w:t>
+      </w:r>
+      <w:r>
+        <w:rPr>
+          <w:rFonts w:hint="default" w:ascii="Times New Roman" w:hAnsi="Times New Roman" w:cs="Times New Roman"/>
+          <w:sz w:val="28"/>
+          <w:lang w:val="ru-RU"/>
+        </w:rPr>
+        <w:t>отсутствии положительных чисел над побочной диагональю</w:t>
+      </w:r>
+    </w:p>
+    <w:p>
+      <w:pPr>
+        <w:numPr>
+          <w:ilvl w:val="0"/>
+          <w:numId w:val="10"/>
+        </w:numPr>
+        <w:contextualSpacing/>
+        <w:rPr>
+          <w:rFonts w:hint="default" w:ascii="Times New Roman" w:hAnsi="Times New Roman" w:cs="Times New Roman"/>
+          <w:sz w:val="28"/>
+        </w:rPr>
+      </w:pPr>
+      <w:r>
+        <w:rPr>
+          <w:rFonts w:hint="default" w:ascii="Times New Roman" w:hAnsi="Times New Roman" w:cs="Times New Roman"/>
+          <w:sz w:val="28"/>
+        </w:rPr>
+        <w:t xml:space="preserve">Исходные данные: </w:t>
+      </w:r>
+    </w:p>
+    <w:p>
+      <w:pPr>
+        <w:numPr>
+          <w:ilvl w:val="0"/>
+          <w:numId w:val="10"/>
+        </w:numPr>
+        <w:contextualSpacing/>
+        <w:rPr>
+          <w:rFonts w:hint="default" w:ascii="Times New Roman" w:hAnsi="Times New Roman" w:cs="Times New Roman"/>
+          <w:sz w:val="28"/>
+        </w:rPr>
+      </w:pPr>
+      <w:r>
+        <w:rPr>
+          <w:rFonts w:hint="default" w:ascii="Times New Roman" w:hAnsi="Times New Roman" w:cs="Times New Roman"/>
+          <w:sz w:val="28"/>
+          <w:lang w:val="ru-RU"/>
+        </w:rPr>
+        <w:t xml:space="preserve">2 </w:t>
+      </w:r>
+    </w:p>
+    <w:p>
+      <w:pPr>
+        <w:numPr>
+          <w:ilvl w:val="0"/>
+          <w:numId w:val="10"/>
+        </w:numPr>
+        <w:contextualSpacing/>
+        <w:rPr>
+          <w:rFonts w:hint="default" w:ascii="Times New Roman" w:hAnsi="Times New Roman" w:cs="Times New Roman"/>
+          <w:sz w:val="28"/>
+        </w:rPr>
+      </w:pPr>
+      <w:r>
+        <w:rPr>
+          <w:rFonts w:hint="default" w:ascii="Times New Roman" w:hAnsi="Times New Roman" w:cs="Times New Roman"/>
+          <w:sz w:val="28"/>
+          <w:lang w:val="ru-RU"/>
+        </w:rPr>
+        <w:t>-1  1</w:t>
+      </w:r>
+    </w:p>
+    <w:p>
+      <w:pPr>
+        <w:numPr>
+          <w:ilvl w:val="0"/>
+          <w:numId w:val="10"/>
+        </w:numPr>
+        <w:contextualSpacing/>
+        <w:rPr>
+          <w:rFonts w:hint="default" w:ascii="Times New Roman" w:hAnsi="Times New Roman" w:cs="Times New Roman"/>
+          <w:sz w:val="28"/>
+        </w:rPr>
+      </w:pPr>
+      <w:r>
+        <w:rPr>
+          <w:rFonts w:hint="default" w:ascii="Times New Roman" w:hAnsi="Times New Roman" w:cs="Times New Roman"/>
+          <w:sz w:val="28"/>
+          <w:lang w:val="ru-RU"/>
+        </w:rPr>
+        <w:t xml:space="preserve"> 1  1</w:t>
+      </w:r>
+    </w:p>
+    <w:p>
+      <w:pPr>
+        <w:numPr>
+          <w:ilvl w:val="0"/>
+          <w:numId w:val="10"/>
+        </w:numPr>
+        <w:contextualSpacing/>
+        <w:rPr>
+          <w:rFonts w:hint="default" w:ascii="Times New Roman" w:hAnsi="Times New Roman" w:cs="Times New Roman"/>
+          <w:sz w:val="28"/>
+        </w:rPr>
+      </w:pPr>
+      <w:r>
+        <w:rPr>
+          <w:rFonts w:hint="default" w:ascii="Times New Roman" w:hAnsi="Times New Roman" w:cs="Times New Roman"/>
+          <w:sz w:val="28"/>
+        </w:rPr>
+        <w:t>Ожидаемый результат: Матрица не содержит положительных элементов над побочной диагональю!</w:t>
       </w:r>
     </w:p>
     <w:p>
@@ -15517,13 +16311,102 @@
         </w:rPr>
         <w:t xml:space="preserve">Исходные данные: </w:t>
       </w:r>
+    </w:p>
+    <w:p>
+      <w:pPr>
+        <w:numPr>
+          <w:ilvl w:val="0"/>
+          <w:numId w:val="10"/>
+        </w:numPr>
+        <w:contextualSpacing/>
+        <w:rPr>
+          <w:rFonts w:hint="default" w:ascii="Times New Roman" w:hAnsi="Times New Roman" w:cs="Times New Roman"/>
+          <w:sz w:val="28"/>
+        </w:rPr>
+      </w:pPr>
+    </w:p>
+    <w:p>
+      <w:pPr>
+        <w:numPr>
+          <w:ilvl w:val="0"/>
+          <w:numId w:val="10"/>
+        </w:numPr>
+        <w:contextualSpacing/>
+        <w:rPr>
+          <w:rFonts w:hint="default" w:ascii="Times New Roman" w:hAnsi="Times New Roman" w:cs="Times New Roman"/>
+          <w:sz w:val="28"/>
+        </w:rPr>
+      </w:pPr>
       <w:r>
         <w:rPr>
           <w:rFonts w:hint="default" w:ascii="Times New Roman" w:hAnsi="Times New Roman" w:cs="Times New Roman"/>
           <w:sz w:val="28"/>
           <w:lang w:val="ru-RU"/>
         </w:rPr>
-        <w:t>3 2 4 6 8 2 4 6 8 2</w:t>
+        <w:t xml:space="preserve">3 </w:t>
+      </w:r>
+    </w:p>
+    <w:p>
+      <w:pPr>
+        <w:numPr>
+          <w:ilvl w:val="0"/>
+          <w:numId w:val="10"/>
+        </w:numPr>
+        <w:contextualSpacing/>
+        <w:rPr>
+          <w:rFonts w:hint="default" w:ascii="Times New Roman" w:hAnsi="Times New Roman" w:cs="Times New Roman"/>
+          <w:sz w:val="28"/>
+        </w:rPr>
+      </w:pPr>
+      <w:r>
+        <w:rPr>
+          <w:rFonts w:hint="default" w:ascii="Times New Roman" w:hAnsi="Times New Roman" w:cs="Times New Roman"/>
+          <w:sz w:val="28"/>
+          <w:lang w:val="ru-RU"/>
+        </w:rPr>
+        <w:t xml:space="preserve">2  4  6 </w:t>
+      </w:r>
+    </w:p>
+    <w:p>
+      <w:pPr>
+        <w:numPr>
+          <w:ilvl w:val="0"/>
+          <w:numId w:val="10"/>
+        </w:numPr>
+        <w:contextualSpacing/>
+        <w:rPr>
+          <w:rFonts w:hint="default" w:ascii="Times New Roman" w:hAnsi="Times New Roman" w:cs="Times New Roman"/>
+          <w:sz w:val="28"/>
+        </w:rPr>
+      </w:pPr>
+      <w:r>
+        <w:rPr>
+          <w:rFonts w:hint="default" w:ascii="Times New Roman" w:hAnsi="Times New Roman" w:cs="Times New Roman"/>
+          <w:sz w:val="28"/>
+          <w:lang w:val="ru-RU"/>
+        </w:rPr>
+        <w:t xml:space="preserve">8  2  4 </w:t>
+      </w:r>
+    </w:p>
+    <w:p>
+      <w:pPr>
+        <w:numPr>
+          <w:ilvl w:val="0"/>
+          <w:numId w:val="10"/>
+        </w:numPr>
+        <w:contextualSpacing/>
+        <w:rPr>
+          <w:rFonts w:hint="default" w:ascii="Times New Roman" w:hAnsi="Times New Roman" w:cs="Times New Roman"/>
+          <w:sz w:val="28"/>
+        </w:rPr>
+      </w:pPr>
+      <w:r>
+        <w:rPr>
+          <w:rFonts w:hint="default" w:ascii="Times New Roman" w:hAnsi="Times New Roman" w:cs="Times New Roman"/>
+          <w:sz w:val="28"/>
+          <w:lang w:val="ru-RU"/>
+        </w:rPr>
+        <w:t>6  8  2</w:t>
       </w:r>
     </w:p>
     <w:p>
@@ -15651,6 +16534,7 @@
     <w:p>
       <w:pPr>
         <w:numPr>
+          <w:ilvl w:val="0"/>
           <w:numId w:val="0"/>
         </w:numPr>
         <w:contextualSpacing/>
@@ -15737,6 +16621,14 @@
           <w:sz w:val="28"/>
         </w:rPr>
         <w:t>Цель: проверить работу программы при корректных данных</w:t>
+      </w:r>
+      <w:r>
+        <w:rPr>
+          <w:rFonts w:hint="default" w:ascii="Times New Roman" w:hAnsi="Times New Roman" w:cs="Times New Roman"/>
+          <w:sz w:val="28"/>
+          <w:lang w:val="ru-RU"/>
+        </w:rPr>
+        <w:t>: смесь отрицательных и положительных элементов над побочной диагональю, только положительные элементы</w:t>
       </w:r>
     </w:p>
     <w:p>
@@ -16928,7 +17820,15 @@
           <w:rFonts w:hint="default" w:ascii="Times New Roman" w:hAnsi="Times New Roman" w:cs="Times New Roman"/>
           <w:sz w:val="28"/>
         </w:rPr>
-        <w:t>Цель: проверить работу программы при большем количестве пробелов в строке</w:t>
+        <w:t xml:space="preserve">Цель: проверить работу программы при </w:t>
+      </w:r>
+      <w:r>
+        <w:rPr>
+          <w:rFonts w:hint="default" w:ascii="Times New Roman" w:hAnsi="Times New Roman" w:cs="Times New Roman"/>
+          <w:sz w:val="28"/>
+          <w:lang w:val="ru-RU"/>
+        </w:rPr>
+        <w:t>корректных данных: все положительные</w:t>
       </w:r>
     </w:p>
     <w:p>
@@ -18110,6 +19010,1703 @@
                     <a:xfrm>
                       <a:off x="0" y="0"/>
                       <a:ext cx="3494405" cy="4996815"/>
+                    </a:xfrm>
+                    <a:prstGeom prst="rect">
+                      <a:avLst/>
+                    </a:prstGeom>
+                    <a:noFill/>
+                    <a:ln>
+                      <a:noFill/>
+                    </a:ln>
+                  </pic:spPr>
+                </pic:pic>
+              </a:graphicData>
+            </a:graphic>
+          </wp:inline>
+        </w:drawing>
+      </w:r>
+    </w:p>
+    <w:p>
+      <w:pPr>
+        <w:numPr>
+          <w:ilvl w:val="0"/>
+          <w:numId w:val="10"/>
+        </w:numPr>
+        <w:spacing w:after="0"/>
+        <w:contextualSpacing/>
+        <w:rPr>
+          <w:rFonts w:hint="default" w:ascii="Times New Roman" w:hAnsi="Times New Roman" w:cs="Times New Roman"/>
+          <w:sz w:val="28"/>
+        </w:rPr>
+      </w:pPr>
+      <w:r>
+        <w:rPr>
+          <w:rFonts w:hint="default" w:ascii="Times New Roman" w:hAnsi="Times New Roman" w:cs="Times New Roman"/>
+          <w:sz w:val="28"/>
+        </w:rPr>
+        <w:t>Вывод: полученное значение совпало с ожидаемым. Тест ошибку не обнаружил.</w:t>
+      </w:r>
+    </w:p>
+    <w:p>
+      <w:pPr>
+        <w:numPr>
+          <w:ilvl w:val="0"/>
+          <w:numId w:val="11"/>
+        </w:numPr>
+        <w:contextualSpacing/>
+        <w:rPr>
+          <w:rFonts w:hint="default" w:ascii="Times New Roman" w:hAnsi="Times New Roman" w:cs="Times New Roman"/>
+          <w:sz w:val="28"/>
+        </w:rPr>
+      </w:pPr>
+    </w:p>
+    <w:p>
+      <w:pPr>
+        <w:numPr>
+          <w:ilvl w:val="0"/>
+          <w:numId w:val="10"/>
+        </w:numPr>
+        <w:contextualSpacing/>
+        <w:rPr>
+          <w:rFonts w:hint="default" w:ascii="Times New Roman" w:hAnsi="Times New Roman" w:cs="Times New Roman"/>
+          <w:sz w:val="28"/>
+        </w:rPr>
+      </w:pPr>
+      <w:r>
+        <w:rPr>
+          <w:rFonts w:hint="default" w:ascii="Times New Roman" w:hAnsi="Times New Roman" w:cs="Times New Roman"/>
+          <w:sz w:val="28"/>
+        </w:rPr>
+        <w:t xml:space="preserve">Цель: проверить работу программы при </w:t>
+      </w:r>
+      <w:r>
+        <w:rPr>
+          <w:rFonts w:hint="default" w:ascii="Times New Roman" w:hAnsi="Times New Roman" w:cs="Times New Roman"/>
+          <w:sz w:val="28"/>
+          <w:lang w:val="ru-RU"/>
+        </w:rPr>
+        <w:t>корректных данных: все положительные</w:t>
+      </w:r>
+    </w:p>
+    <w:p>
+      <w:pPr>
+        <w:numPr>
+          <w:ilvl w:val="0"/>
+          <w:numId w:val="10"/>
+        </w:numPr>
+        <w:contextualSpacing/>
+        <w:rPr>
+          <w:rFonts w:hint="default" w:ascii="Times New Roman" w:hAnsi="Times New Roman" w:cs="Times New Roman"/>
+          <w:sz w:val="28"/>
+        </w:rPr>
+      </w:pPr>
+      <w:r>
+        <w:rPr>
+          <w:rFonts w:hint="default" w:ascii="Times New Roman" w:hAnsi="Times New Roman" w:cs="Times New Roman"/>
+          <w:sz w:val="28"/>
+        </w:rPr>
+        <w:t xml:space="preserve">Исходные данные: </w:t>
+      </w:r>
+    </w:p>
+    <w:tbl>
+      <w:tblPr>
+        <w:tblStyle w:val="34"/>
+        <w:tblW w:w="0" w:type="auto"/>
+        <w:tblInd w:w="1440" w:type="dxa"/>
+        <w:tblBorders>
+          <w:top w:val="single" w:color="auto" w:sz="4" w:space="0"/>
+          <w:left w:val="single" w:color="auto" w:sz="4" w:space="0"/>
+          <w:bottom w:val="single" w:color="auto" w:sz="4" w:space="0"/>
+          <w:right w:val="single" w:color="auto" w:sz="4" w:space="0"/>
+          <w:insideH w:val="single" w:color="auto" w:sz="4" w:space="0"/>
+          <w:insideV w:val="single" w:color="auto" w:sz="4" w:space="0"/>
+        </w:tblBorders>
+        <w:tblLayout w:type="autofit"/>
+        <w:tblCellMar>
+          <w:top w:w="0" w:type="dxa"/>
+          <w:left w:w="108" w:type="dxa"/>
+          <w:bottom w:w="0" w:type="dxa"/>
+          <w:right w:w="108" w:type="dxa"/>
+        </w:tblCellMar>
+      </w:tblPr>
+      <w:tblGrid>
+        <w:gridCol w:w="8131"/>
+      </w:tblGrid>
+      <w:tr>
+        <w:tblPrEx>
+          <w:tblBorders>
+            <w:top w:val="single" w:color="auto" w:sz="4" w:space="0"/>
+            <w:left w:val="single" w:color="auto" w:sz="4" w:space="0"/>
+            <w:bottom w:val="single" w:color="auto" w:sz="4" w:space="0"/>
+            <w:right w:val="single" w:color="auto" w:sz="4" w:space="0"/>
+            <w:insideH w:val="single" w:color="auto" w:sz="4" w:space="0"/>
+            <w:insideV w:val="single" w:color="auto" w:sz="4" w:space="0"/>
+          </w:tblBorders>
+          <w:tblCellMar>
+            <w:top w:w="0" w:type="dxa"/>
+            <w:left w:w="108" w:type="dxa"/>
+            <w:bottom w:w="0" w:type="dxa"/>
+            <w:right w:w="108" w:type="dxa"/>
+          </w:tblCellMar>
+        </w:tblPrEx>
+        <w:tc>
+          <w:tcPr>
+            <w:tcW w:w="9345" w:type="dxa"/>
+            <w:tcBorders>
+              <w:top w:val="nil"/>
+              <w:left w:val="nil"/>
+              <w:bottom w:val="nil"/>
+              <w:right w:val="nil"/>
+            </w:tcBorders>
+          </w:tcPr>
+          <w:p>
+            <w:pPr>
+              <w:spacing w:after="0" w:line="240" w:lineRule="auto"/>
+              <w:contextualSpacing/>
+              <w:rPr>
+                <w:rFonts w:hint="default" w:ascii="Consolas" w:hAnsi="Consolas" w:cs="Consolas"/>
+                <w:sz w:val="16"/>
+                <w:szCs w:val="16"/>
+                <w:lang w:val="en-US"/>
+              </w:rPr>
+            </w:pPr>
+            <w:r>
+              <w:rPr>
+                <w:rFonts w:hint="default" w:ascii="Consolas" w:hAnsi="Consolas" w:cs="Consolas"/>
+                <w:sz w:val="16"/>
+                <w:szCs w:val="16"/>
+                <w:lang w:val="en-US"/>
+              </w:rPr>
+              <w:t>9</w:t>
+            </w:r>
+          </w:p>
+          <w:p>
+            <w:pPr>
+              <w:spacing w:after="0" w:line="240" w:lineRule="auto"/>
+              <w:contextualSpacing/>
+              <w:rPr>
+                <w:rFonts w:hint="default" w:ascii="Consolas" w:hAnsi="Consolas" w:cs="Consolas"/>
+                <w:sz w:val="16"/>
+                <w:szCs w:val="16"/>
+                <w:lang w:val="en-US"/>
+              </w:rPr>
+            </w:pPr>
+            <w:r>
+              <w:rPr>
+                <w:rFonts w:hint="default" w:ascii="Consolas" w:hAnsi="Consolas" w:cs="Consolas"/>
+                <w:sz w:val="16"/>
+                <w:szCs w:val="16"/>
+                <w:lang w:val="en-US"/>
+              </w:rPr>
+              <w:t>2 2 1 1 1 1 1 2 1</w:t>
+            </w:r>
+          </w:p>
+          <w:p>
+            <w:pPr>
+              <w:spacing w:after="0" w:line="240" w:lineRule="auto"/>
+              <w:contextualSpacing/>
+              <w:rPr>
+                <w:rFonts w:hint="default" w:ascii="Consolas" w:hAnsi="Consolas" w:cs="Consolas"/>
+                <w:sz w:val="16"/>
+                <w:szCs w:val="16"/>
+                <w:lang w:val="en-US"/>
+              </w:rPr>
+            </w:pPr>
+            <w:r>
+              <w:rPr>
+                <w:rFonts w:hint="default" w:ascii="Consolas" w:hAnsi="Consolas" w:cs="Consolas"/>
+                <w:sz w:val="16"/>
+                <w:szCs w:val="16"/>
+                <w:lang w:val="en-US"/>
+              </w:rPr>
+              <w:t>2 1 1 1 1 1 2 1 1</w:t>
+            </w:r>
+          </w:p>
+          <w:p>
+            <w:pPr>
+              <w:spacing w:after="0" w:line="240" w:lineRule="auto"/>
+              <w:contextualSpacing/>
+              <w:rPr>
+                <w:rFonts w:hint="default" w:ascii="Consolas" w:hAnsi="Consolas" w:cs="Consolas"/>
+                <w:sz w:val="16"/>
+                <w:szCs w:val="16"/>
+                <w:lang w:val="en-US"/>
+              </w:rPr>
+            </w:pPr>
+            <w:r>
+              <w:rPr>
+                <w:rFonts w:hint="default" w:ascii="Consolas" w:hAnsi="Consolas" w:cs="Consolas"/>
+                <w:sz w:val="16"/>
+                <w:szCs w:val="16"/>
+                <w:lang w:val="en-US"/>
+              </w:rPr>
+              <w:t>1 1 1 1 1 2 1 1 1</w:t>
+            </w:r>
+          </w:p>
+          <w:p>
+            <w:pPr>
+              <w:spacing w:after="0" w:line="240" w:lineRule="auto"/>
+              <w:contextualSpacing/>
+              <w:rPr>
+                <w:rFonts w:hint="default" w:ascii="Consolas" w:hAnsi="Consolas" w:cs="Consolas"/>
+                <w:sz w:val="16"/>
+                <w:szCs w:val="16"/>
+                <w:lang w:val="en-US"/>
+              </w:rPr>
+            </w:pPr>
+            <w:r>
+              <w:rPr>
+                <w:rFonts w:hint="default" w:ascii="Consolas" w:hAnsi="Consolas" w:cs="Consolas"/>
+                <w:sz w:val="16"/>
+                <w:szCs w:val="16"/>
+                <w:lang w:val="en-US"/>
+              </w:rPr>
+              <w:t>1 1 1 1 2 1 1 1 1</w:t>
+            </w:r>
+          </w:p>
+          <w:p>
+            <w:pPr>
+              <w:spacing w:after="0" w:line="240" w:lineRule="auto"/>
+              <w:contextualSpacing/>
+              <w:rPr>
+                <w:rFonts w:hint="default" w:ascii="Consolas" w:hAnsi="Consolas" w:cs="Consolas"/>
+                <w:sz w:val="16"/>
+                <w:szCs w:val="16"/>
+                <w:lang w:val="en-US"/>
+              </w:rPr>
+            </w:pPr>
+            <w:r>
+              <w:rPr>
+                <w:rFonts w:hint="default" w:ascii="Consolas" w:hAnsi="Consolas" w:cs="Consolas"/>
+                <w:sz w:val="16"/>
+                <w:szCs w:val="16"/>
+                <w:lang w:val="en-US"/>
+              </w:rPr>
+              <w:t>1 1 1 2 1 1 1 1 1</w:t>
+            </w:r>
+          </w:p>
+          <w:p>
+            <w:pPr>
+              <w:spacing w:after="0" w:line="240" w:lineRule="auto"/>
+              <w:contextualSpacing/>
+              <w:rPr>
+                <w:rFonts w:hint="default" w:ascii="Consolas" w:hAnsi="Consolas" w:cs="Consolas"/>
+                <w:sz w:val="16"/>
+                <w:szCs w:val="16"/>
+                <w:lang w:val="en-US"/>
+              </w:rPr>
+            </w:pPr>
+            <w:r>
+              <w:rPr>
+                <w:rFonts w:hint="default" w:ascii="Consolas" w:hAnsi="Consolas" w:cs="Consolas"/>
+                <w:sz w:val="16"/>
+                <w:szCs w:val="16"/>
+                <w:lang w:val="en-US"/>
+              </w:rPr>
+              <w:t>1 1 2 1 1 1 1 1 1</w:t>
+            </w:r>
+          </w:p>
+          <w:p>
+            <w:pPr>
+              <w:spacing w:after="0" w:line="240" w:lineRule="auto"/>
+              <w:contextualSpacing/>
+              <w:rPr>
+                <w:rFonts w:hint="default" w:ascii="Consolas" w:hAnsi="Consolas" w:cs="Consolas"/>
+                <w:sz w:val="16"/>
+                <w:szCs w:val="16"/>
+                <w:lang w:val="en-US"/>
+              </w:rPr>
+            </w:pPr>
+            <w:r>
+              <w:rPr>
+                <w:rFonts w:hint="default" w:ascii="Consolas" w:hAnsi="Consolas" w:cs="Consolas"/>
+                <w:sz w:val="16"/>
+                <w:szCs w:val="16"/>
+                <w:lang w:val="en-US"/>
+              </w:rPr>
+              <w:t>1 2 1 1 1 1 1 1 1</w:t>
+            </w:r>
+          </w:p>
+          <w:p>
+            <w:pPr>
+              <w:spacing w:after="0" w:line="240" w:lineRule="auto"/>
+              <w:contextualSpacing/>
+              <w:rPr>
+                <w:rFonts w:hint="default" w:ascii="Consolas" w:hAnsi="Consolas" w:cs="Consolas"/>
+                <w:sz w:val="16"/>
+                <w:szCs w:val="16"/>
+                <w:lang w:val="en-US"/>
+              </w:rPr>
+            </w:pPr>
+            <w:r>
+              <w:rPr>
+                <w:rFonts w:hint="default" w:ascii="Consolas" w:hAnsi="Consolas" w:cs="Consolas"/>
+                <w:sz w:val="16"/>
+                <w:szCs w:val="16"/>
+                <w:lang w:val="en-US"/>
+              </w:rPr>
+              <w:t>2 1 1 1 1 1 1 1 1</w:t>
+            </w:r>
+          </w:p>
+          <w:p>
+            <w:pPr>
+              <w:spacing w:after="0" w:line="240" w:lineRule="auto"/>
+              <w:contextualSpacing/>
+              <w:rPr>
+                <w:rFonts w:hint="default" w:ascii="Consolas" w:hAnsi="Consolas" w:cs="Consolas"/>
+                <w:sz w:val="16"/>
+                <w:szCs w:val="16"/>
+                <w:lang w:val="en-US"/>
+              </w:rPr>
+            </w:pPr>
+            <w:r>
+              <w:rPr>
+                <w:rFonts w:hint="default" w:ascii="Consolas" w:hAnsi="Consolas" w:cs="Consolas"/>
+                <w:sz w:val="16"/>
+                <w:szCs w:val="16"/>
+                <w:lang w:val="en-US"/>
+              </w:rPr>
+              <w:t>1 1 1 1 1 1 1 1 1</w:t>
+            </w:r>
+          </w:p>
+          <w:p>
+            <w:pPr>
+              <w:spacing w:after="0" w:line="240" w:lineRule="auto"/>
+              <w:contextualSpacing/>
+              <w:rPr>
+                <w:rFonts w:hint="default" w:ascii="Consolas" w:hAnsi="Consolas" w:cs="Consolas"/>
+                <w:sz w:val="16"/>
+                <w:szCs w:val="16"/>
+                <w:lang w:val="en-US"/>
+              </w:rPr>
+            </w:pPr>
+          </w:p>
+          <w:p>
+            <w:pPr>
+              <w:spacing w:after="0" w:line="240" w:lineRule="auto"/>
+              <w:contextualSpacing/>
+              <w:rPr>
+                <w:rFonts w:hint="default" w:ascii="Consolas" w:hAnsi="Consolas" w:cs="Consolas"/>
+                <w:sz w:val="16"/>
+                <w:szCs w:val="16"/>
+                <w:lang w:val="en-US"/>
+              </w:rPr>
+            </w:pPr>
+            <w:r>
+              <w:rPr>
+                <w:rFonts w:hint="default" w:ascii="Consolas" w:hAnsi="Consolas" w:cs="Consolas"/>
+                <w:sz w:val="16"/>
+                <w:szCs w:val="16"/>
+                <w:lang w:val="en-US"/>
+              </w:rPr>
+              <w:t>7</w:t>
+            </w:r>
+          </w:p>
+          <w:p>
+            <w:pPr>
+              <w:spacing w:after="0" w:line="240" w:lineRule="auto"/>
+              <w:contextualSpacing/>
+              <w:rPr>
+                <w:rFonts w:hint="default" w:ascii="Consolas" w:hAnsi="Consolas" w:cs="Consolas"/>
+                <w:sz w:val="16"/>
+                <w:szCs w:val="16"/>
+                <w:lang w:val="en-US"/>
+              </w:rPr>
+            </w:pPr>
+            <w:r>
+              <w:rPr>
+                <w:rFonts w:hint="default" w:ascii="Consolas" w:hAnsi="Consolas" w:cs="Consolas"/>
+                <w:sz w:val="16"/>
+                <w:szCs w:val="16"/>
+                <w:lang w:val="en-US"/>
+              </w:rPr>
+              <w:t>1 1 1 1 1 2 1</w:t>
+            </w:r>
+          </w:p>
+          <w:p>
+            <w:pPr>
+              <w:spacing w:after="0" w:line="240" w:lineRule="auto"/>
+              <w:contextualSpacing/>
+              <w:rPr>
+                <w:rFonts w:hint="default" w:ascii="Consolas" w:hAnsi="Consolas" w:cs="Consolas"/>
+                <w:sz w:val="16"/>
+                <w:szCs w:val="16"/>
+                <w:lang w:val="en-US"/>
+              </w:rPr>
+            </w:pPr>
+            <w:r>
+              <w:rPr>
+                <w:rFonts w:hint="default" w:ascii="Consolas" w:hAnsi="Consolas" w:cs="Consolas"/>
+                <w:sz w:val="16"/>
+                <w:szCs w:val="16"/>
+                <w:lang w:val="en-US"/>
+              </w:rPr>
+              <w:t>1 1 1 1 2 1 1</w:t>
+            </w:r>
+          </w:p>
+          <w:p>
+            <w:pPr>
+              <w:spacing w:after="0" w:line="240" w:lineRule="auto"/>
+              <w:contextualSpacing/>
+              <w:rPr>
+                <w:rFonts w:hint="default" w:ascii="Consolas" w:hAnsi="Consolas" w:cs="Consolas"/>
+                <w:sz w:val="16"/>
+                <w:szCs w:val="16"/>
+                <w:lang w:val="en-US"/>
+              </w:rPr>
+            </w:pPr>
+            <w:r>
+              <w:rPr>
+                <w:rFonts w:hint="default" w:ascii="Consolas" w:hAnsi="Consolas" w:cs="Consolas"/>
+                <w:sz w:val="16"/>
+                <w:szCs w:val="16"/>
+                <w:lang w:val="en-US"/>
+              </w:rPr>
+              <w:t>1 1 1 2 1 1 1</w:t>
+            </w:r>
+          </w:p>
+          <w:p>
+            <w:pPr>
+              <w:spacing w:after="0" w:line="240" w:lineRule="auto"/>
+              <w:contextualSpacing/>
+              <w:rPr>
+                <w:rFonts w:hint="default" w:ascii="Consolas" w:hAnsi="Consolas" w:cs="Consolas"/>
+                <w:sz w:val="16"/>
+                <w:szCs w:val="16"/>
+                <w:lang w:val="en-US"/>
+              </w:rPr>
+            </w:pPr>
+            <w:r>
+              <w:rPr>
+                <w:rFonts w:hint="default" w:ascii="Consolas" w:hAnsi="Consolas" w:cs="Consolas"/>
+                <w:sz w:val="16"/>
+                <w:szCs w:val="16"/>
+                <w:lang w:val="en-US"/>
+              </w:rPr>
+              <w:t>1 1 2 1 1 1 1</w:t>
+            </w:r>
+          </w:p>
+          <w:p>
+            <w:pPr>
+              <w:spacing w:after="0" w:line="240" w:lineRule="auto"/>
+              <w:contextualSpacing/>
+              <w:rPr>
+                <w:rFonts w:hint="default" w:ascii="Consolas" w:hAnsi="Consolas" w:cs="Consolas"/>
+                <w:sz w:val="16"/>
+                <w:szCs w:val="16"/>
+                <w:lang w:val="en-US"/>
+              </w:rPr>
+            </w:pPr>
+            <w:r>
+              <w:rPr>
+                <w:rFonts w:hint="default" w:ascii="Consolas" w:hAnsi="Consolas" w:cs="Consolas"/>
+                <w:sz w:val="16"/>
+                <w:szCs w:val="16"/>
+                <w:lang w:val="en-US"/>
+              </w:rPr>
+              <w:t>1 2 1 1 1 1 1</w:t>
+            </w:r>
+          </w:p>
+          <w:p>
+            <w:pPr>
+              <w:spacing w:after="0" w:line="240" w:lineRule="auto"/>
+              <w:contextualSpacing/>
+              <w:rPr>
+                <w:rFonts w:hint="default" w:ascii="Consolas" w:hAnsi="Consolas" w:cs="Consolas"/>
+                <w:sz w:val="16"/>
+                <w:szCs w:val="16"/>
+                <w:lang w:val="en-US"/>
+              </w:rPr>
+            </w:pPr>
+            <w:r>
+              <w:rPr>
+                <w:rFonts w:hint="default" w:ascii="Consolas" w:hAnsi="Consolas" w:cs="Consolas"/>
+                <w:sz w:val="16"/>
+                <w:szCs w:val="16"/>
+                <w:lang w:val="en-US"/>
+              </w:rPr>
+              <w:t>2 1 1 1 1 1 1</w:t>
+            </w:r>
+          </w:p>
+          <w:p>
+            <w:pPr>
+              <w:spacing w:after="0" w:line="240" w:lineRule="auto"/>
+              <w:contextualSpacing/>
+              <w:rPr>
+                <w:rFonts w:hint="default" w:ascii="Consolas" w:hAnsi="Consolas" w:cs="Consolas"/>
+                <w:sz w:val="16"/>
+                <w:szCs w:val="16"/>
+                <w:lang w:val="en-US"/>
+              </w:rPr>
+            </w:pPr>
+            <w:r>
+              <w:rPr>
+                <w:rFonts w:hint="default" w:ascii="Consolas" w:hAnsi="Consolas" w:cs="Consolas"/>
+                <w:sz w:val="16"/>
+                <w:szCs w:val="16"/>
+                <w:lang w:val="en-US"/>
+              </w:rPr>
+              <w:t>1 1 1 1 1 1 1</w:t>
+            </w:r>
+          </w:p>
+          <w:p>
+            <w:pPr>
+              <w:spacing w:after="0" w:line="240" w:lineRule="auto"/>
+              <w:contextualSpacing/>
+              <w:rPr>
+                <w:rFonts w:hint="default" w:ascii="Consolas" w:hAnsi="Consolas" w:cs="Consolas"/>
+                <w:sz w:val="16"/>
+                <w:szCs w:val="16"/>
+                <w:lang w:val="en-US"/>
+              </w:rPr>
+            </w:pPr>
+            <w:bookmarkStart w:id="8" w:name="_GoBack"/>
+            <w:bookmarkEnd w:id="8"/>
+          </w:p>
+        </w:tc>
+      </w:tr>
+    </w:tbl>
+    <w:p>
+      <w:pPr>
+        <w:numPr>
+          <w:ilvl w:val="0"/>
+          <w:numId w:val="12"/>
+        </w:numPr>
+        <w:spacing w:after="0"/>
+        <w:contextualSpacing/>
+        <w:rPr>
+          <w:rFonts w:hint="default" w:ascii="Times New Roman" w:hAnsi="Times New Roman" w:cs="Times New Roman"/>
+          <w:sz w:val="28"/>
+        </w:rPr>
+      </w:pPr>
+      <w:r>
+        <w:rPr>
+          <w:rFonts w:hint="default" w:ascii="Times New Roman" w:hAnsi="Times New Roman" w:cs="Times New Roman"/>
+          <w:sz w:val="28"/>
+        </w:rPr>
+        <w:t>Ожидаемый результат:</w:t>
+      </w:r>
+    </w:p>
+    <w:tbl>
+      <w:tblPr>
+        <w:tblStyle w:val="34"/>
+        <w:tblW w:w="0" w:type="auto"/>
+        <w:tblInd w:w="1440" w:type="dxa"/>
+        <w:tblBorders>
+          <w:top w:val="single" w:color="auto" w:sz="4" w:space="0"/>
+          <w:left w:val="single" w:color="auto" w:sz="4" w:space="0"/>
+          <w:bottom w:val="single" w:color="auto" w:sz="4" w:space="0"/>
+          <w:right w:val="single" w:color="auto" w:sz="4" w:space="0"/>
+          <w:insideH w:val="single" w:color="auto" w:sz="4" w:space="0"/>
+          <w:insideV w:val="single" w:color="auto" w:sz="4" w:space="0"/>
+        </w:tblBorders>
+        <w:tblLayout w:type="autofit"/>
+        <w:tblCellMar>
+          <w:top w:w="0" w:type="dxa"/>
+          <w:left w:w="108" w:type="dxa"/>
+          <w:bottom w:w="0" w:type="dxa"/>
+          <w:right w:w="108" w:type="dxa"/>
+        </w:tblCellMar>
+      </w:tblPr>
+      <w:tblGrid>
+        <w:gridCol w:w="8131"/>
+      </w:tblGrid>
+      <w:tr>
+        <w:tblPrEx>
+          <w:tblBorders>
+            <w:top w:val="single" w:color="auto" w:sz="4" w:space="0"/>
+            <w:left w:val="single" w:color="auto" w:sz="4" w:space="0"/>
+            <w:bottom w:val="single" w:color="auto" w:sz="4" w:space="0"/>
+            <w:right w:val="single" w:color="auto" w:sz="4" w:space="0"/>
+            <w:insideH w:val="single" w:color="auto" w:sz="4" w:space="0"/>
+            <w:insideV w:val="single" w:color="auto" w:sz="4" w:space="0"/>
+          </w:tblBorders>
+          <w:tblCellMar>
+            <w:top w:w="0" w:type="dxa"/>
+            <w:left w:w="108" w:type="dxa"/>
+            <w:bottom w:w="0" w:type="dxa"/>
+            <w:right w:w="108" w:type="dxa"/>
+          </w:tblCellMar>
+        </w:tblPrEx>
+        <w:tc>
+          <w:tcPr>
+            <w:tcW w:w="9345" w:type="dxa"/>
+            <w:tcBorders>
+              <w:top w:val="nil"/>
+              <w:left w:val="nil"/>
+              <w:bottom w:val="nil"/>
+              <w:right w:val="nil"/>
+            </w:tcBorders>
+          </w:tcPr>
+          <w:p>
+            <w:pPr>
+              <w:spacing w:after="0" w:line="240" w:lineRule="auto"/>
+              <w:rPr>
+                <w:rFonts w:hint="default" w:ascii="Consolas" w:hAnsi="Consolas" w:cs="Consolas"/>
+                <w:sz w:val="16"/>
+                <w:szCs w:val="16"/>
+                <w:lang w:val="en-US"/>
+              </w:rPr>
+            </w:pPr>
+            <w:r>
+              <w:rPr>
+                <w:rFonts w:hint="default" w:ascii="Consolas" w:hAnsi="Consolas" w:cs="Consolas"/>
+                <w:sz w:val="16"/>
+                <w:szCs w:val="16"/>
+                <w:lang w:val="en-US"/>
+              </w:rPr>
+              <w:t>DEFMATR: считывание из файла matr_NMAX.txt</w:t>
+            </w:r>
+          </w:p>
+          <w:p>
+            <w:pPr>
+              <w:spacing w:after="0" w:line="240" w:lineRule="auto"/>
+              <w:rPr>
+                <w:rFonts w:hint="default" w:ascii="Consolas" w:hAnsi="Consolas" w:cs="Consolas"/>
+                <w:sz w:val="16"/>
+                <w:szCs w:val="16"/>
+                <w:lang w:val="en-US"/>
+              </w:rPr>
+            </w:pPr>
+          </w:p>
+          <w:p>
+            <w:pPr>
+              <w:spacing w:after="0" w:line="240" w:lineRule="auto"/>
+              <w:rPr>
+                <w:rFonts w:hint="default" w:ascii="Consolas" w:hAnsi="Consolas" w:cs="Consolas"/>
+                <w:sz w:val="16"/>
+                <w:szCs w:val="16"/>
+                <w:lang w:val="en-US"/>
+              </w:rPr>
+            </w:pPr>
+            <w:r>
+              <w:rPr>
+                <w:rFonts w:hint="default" w:ascii="Consolas" w:hAnsi="Consolas" w:cs="Consolas"/>
+                <w:sz w:val="16"/>
+                <w:szCs w:val="16"/>
+                <w:lang w:val="en-US"/>
+              </w:rPr>
+              <w:t>A[9x9]=</w:t>
+            </w:r>
+          </w:p>
+          <w:p>
+            <w:pPr>
+              <w:spacing w:after="0" w:line="240" w:lineRule="auto"/>
+              <w:rPr>
+                <w:rFonts w:hint="default" w:ascii="Consolas" w:hAnsi="Consolas" w:cs="Consolas"/>
+                <w:sz w:val="16"/>
+                <w:szCs w:val="16"/>
+                <w:lang w:val="en-US"/>
+              </w:rPr>
+            </w:pPr>
+            <w:r>
+              <w:rPr>
+                <w:rFonts w:hint="default" w:ascii="Consolas" w:hAnsi="Consolas" w:cs="Consolas"/>
+                <w:sz w:val="16"/>
+                <w:szCs w:val="16"/>
+                <w:lang w:val="en-US"/>
+              </w:rPr>
+              <w:t>╭       2       2       1       1       1       1       1       2       1       ╮</w:t>
+            </w:r>
+          </w:p>
+          <w:p>
+            <w:pPr>
+              <w:spacing w:after="0" w:line="240" w:lineRule="auto"/>
+              <w:rPr>
+                <w:rFonts w:hint="default" w:ascii="Consolas" w:hAnsi="Consolas" w:cs="Consolas"/>
+                <w:sz w:val="16"/>
+                <w:szCs w:val="16"/>
+                <w:lang w:val="en-US"/>
+              </w:rPr>
+            </w:pPr>
+            <w:r>
+              <w:rPr>
+                <w:rFonts w:hint="default" w:ascii="Consolas" w:hAnsi="Consolas" w:cs="Consolas"/>
+                <w:sz w:val="16"/>
+                <w:szCs w:val="16"/>
+                <w:lang w:val="en-US"/>
+              </w:rPr>
+              <w:t>│       2       1       1       1       1       1       2       1       1       │</w:t>
+            </w:r>
+          </w:p>
+          <w:p>
+            <w:pPr>
+              <w:spacing w:after="0" w:line="240" w:lineRule="auto"/>
+              <w:rPr>
+                <w:rFonts w:hint="default" w:ascii="Consolas" w:hAnsi="Consolas" w:cs="Consolas"/>
+                <w:sz w:val="16"/>
+                <w:szCs w:val="16"/>
+                <w:lang w:val="en-US"/>
+              </w:rPr>
+            </w:pPr>
+            <w:r>
+              <w:rPr>
+                <w:rFonts w:hint="default" w:ascii="Consolas" w:hAnsi="Consolas" w:cs="Consolas"/>
+                <w:sz w:val="16"/>
+                <w:szCs w:val="16"/>
+                <w:lang w:val="en-US"/>
+              </w:rPr>
+              <w:t>│       1       1       1       1       1       2       1       1       1       │</w:t>
+            </w:r>
+          </w:p>
+          <w:p>
+            <w:pPr>
+              <w:spacing w:after="0" w:line="240" w:lineRule="auto"/>
+              <w:rPr>
+                <w:rFonts w:hint="default" w:ascii="Consolas" w:hAnsi="Consolas" w:cs="Consolas"/>
+                <w:sz w:val="16"/>
+                <w:szCs w:val="16"/>
+                <w:lang w:val="en-US"/>
+              </w:rPr>
+            </w:pPr>
+            <w:r>
+              <w:rPr>
+                <w:rFonts w:hint="default" w:ascii="Consolas" w:hAnsi="Consolas" w:cs="Consolas"/>
+                <w:sz w:val="16"/>
+                <w:szCs w:val="16"/>
+                <w:lang w:val="en-US"/>
+              </w:rPr>
+              <w:t>│       1       1       1       1       2       1       1       1       1       │</w:t>
+            </w:r>
+          </w:p>
+          <w:p>
+            <w:pPr>
+              <w:spacing w:after="0" w:line="240" w:lineRule="auto"/>
+              <w:rPr>
+                <w:rFonts w:hint="default" w:ascii="Consolas" w:hAnsi="Consolas" w:cs="Consolas"/>
+                <w:sz w:val="16"/>
+                <w:szCs w:val="16"/>
+                <w:lang w:val="en-US"/>
+              </w:rPr>
+            </w:pPr>
+            <w:r>
+              <w:rPr>
+                <w:rFonts w:hint="default" w:ascii="Consolas" w:hAnsi="Consolas" w:cs="Consolas"/>
+                <w:sz w:val="16"/>
+                <w:szCs w:val="16"/>
+                <w:lang w:val="en-US"/>
+              </w:rPr>
+              <w:t>│       1       1       1       2       1       1       1       1       1       │</w:t>
+            </w:r>
+          </w:p>
+          <w:p>
+            <w:pPr>
+              <w:spacing w:after="0" w:line="240" w:lineRule="auto"/>
+              <w:rPr>
+                <w:rFonts w:hint="default" w:ascii="Consolas" w:hAnsi="Consolas" w:cs="Consolas"/>
+                <w:sz w:val="16"/>
+                <w:szCs w:val="16"/>
+                <w:lang w:val="en-US"/>
+              </w:rPr>
+            </w:pPr>
+            <w:r>
+              <w:rPr>
+                <w:rFonts w:hint="default" w:ascii="Consolas" w:hAnsi="Consolas" w:cs="Consolas"/>
+                <w:sz w:val="16"/>
+                <w:szCs w:val="16"/>
+                <w:lang w:val="en-US"/>
+              </w:rPr>
+              <w:t>│       1       1       2       1       1       1       1       1       1       │</w:t>
+            </w:r>
+          </w:p>
+          <w:p>
+            <w:pPr>
+              <w:spacing w:after="0" w:line="240" w:lineRule="auto"/>
+              <w:rPr>
+                <w:rFonts w:hint="default" w:ascii="Consolas" w:hAnsi="Consolas" w:cs="Consolas"/>
+                <w:sz w:val="16"/>
+                <w:szCs w:val="16"/>
+                <w:lang w:val="en-US"/>
+              </w:rPr>
+            </w:pPr>
+            <w:r>
+              <w:rPr>
+                <w:rFonts w:hint="default" w:ascii="Consolas" w:hAnsi="Consolas" w:cs="Consolas"/>
+                <w:sz w:val="16"/>
+                <w:szCs w:val="16"/>
+                <w:lang w:val="en-US"/>
+              </w:rPr>
+              <w:t>│       1       2       1       1       1       1       1       1       1       │</w:t>
+            </w:r>
+          </w:p>
+          <w:p>
+            <w:pPr>
+              <w:spacing w:after="0" w:line="240" w:lineRule="auto"/>
+              <w:rPr>
+                <w:rFonts w:hint="default" w:ascii="Consolas" w:hAnsi="Consolas" w:cs="Consolas"/>
+                <w:sz w:val="16"/>
+                <w:szCs w:val="16"/>
+                <w:lang w:val="en-US"/>
+              </w:rPr>
+            </w:pPr>
+            <w:r>
+              <w:rPr>
+                <w:rFonts w:hint="default" w:ascii="Consolas" w:hAnsi="Consolas" w:cs="Consolas"/>
+                <w:sz w:val="16"/>
+                <w:szCs w:val="16"/>
+                <w:lang w:val="en-US"/>
+              </w:rPr>
+              <w:t>│       2       1       1       1       1       1       1       1       1       │</w:t>
+            </w:r>
+          </w:p>
+          <w:p>
+            <w:pPr>
+              <w:spacing w:after="0" w:line="240" w:lineRule="auto"/>
+              <w:rPr>
+                <w:rFonts w:hint="default" w:ascii="Consolas" w:hAnsi="Consolas" w:cs="Consolas"/>
+                <w:sz w:val="16"/>
+                <w:szCs w:val="16"/>
+                <w:lang w:val="en-US"/>
+              </w:rPr>
+            </w:pPr>
+            <w:r>
+              <w:rPr>
+                <w:rFonts w:hint="default" w:ascii="Consolas" w:hAnsi="Consolas" w:cs="Consolas"/>
+                <w:sz w:val="16"/>
+                <w:szCs w:val="16"/>
+                <w:lang w:val="en-US"/>
+              </w:rPr>
+              <w:t>╰       1       1       1       1       1       1       1       1       1       ╯</w:t>
+            </w:r>
+          </w:p>
+          <w:p>
+            <w:pPr>
+              <w:spacing w:after="0" w:line="240" w:lineRule="auto"/>
+              <w:rPr>
+                <w:rFonts w:hint="default" w:ascii="Consolas" w:hAnsi="Consolas" w:cs="Consolas"/>
+                <w:sz w:val="16"/>
+                <w:szCs w:val="16"/>
+                <w:lang w:val="en-US"/>
+              </w:rPr>
+            </w:pPr>
+            <w:r>
+              <w:rPr>
+                <w:rFonts w:hint="default" w:ascii="Consolas" w:hAnsi="Consolas" w:cs="Consolas"/>
+                <w:sz w:val="16"/>
+                <w:szCs w:val="16"/>
+                <w:lang w:val="en-US"/>
+              </w:rPr>
+              <w:t>Задание 1.</w:t>
+            </w:r>
+          </w:p>
+          <w:p>
+            <w:pPr>
+              <w:spacing w:after="0" w:line="240" w:lineRule="auto"/>
+              <w:rPr>
+                <w:rFonts w:hint="default" w:ascii="Consolas" w:hAnsi="Consolas" w:cs="Consolas"/>
+                <w:sz w:val="16"/>
+                <w:szCs w:val="16"/>
+                <w:lang w:val="en-US"/>
+              </w:rPr>
+            </w:pPr>
+            <w:r>
+              <w:rPr>
+                <w:rFonts w:hint="default" w:ascii="Consolas" w:hAnsi="Consolas" w:cs="Consolas"/>
+                <w:sz w:val="16"/>
+                <w:szCs w:val="16"/>
+                <w:lang w:val="en-US"/>
+              </w:rPr>
+              <w:t xml:space="preserve">        Произведение всех положительных</w:t>
+            </w:r>
+          </w:p>
+          <w:p>
+            <w:pPr>
+              <w:spacing w:after="0" w:line="240" w:lineRule="auto"/>
+              <w:rPr>
+                <w:rFonts w:hint="default" w:ascii="Consolas" w:hAnsi="Consolas" w:cs="Consolas"/>
+                <w:sz w:val="16"/>
+                <w:szCs w:val="16"/>
+                <w:lang w:val="en-US"/>
+              </w:rPr>
+            </w:pPr>
+            <w:r>
+              <w:rPr>
+                <w:rFonts w:hint="default" w:ascii="Consolas" w:hAnsi="Consolas" w:cs="Consolas"/>
+                <w:sz w:val="16"/>
+                <w:szCs w:val="16"/>
+                <w:lang w:val="en-US"/>
+              </w:rPr>
+              <w:t xml:space="preserve">        чисел над побочной диагональю равно 2048</w:t>
+            </w:r>
+          </w:p>
+          <w:p>
+            <w:pPr>
+              <w:spacing w:after="0" w:line="240" w:lineRule="auto"/>
+              <w:rPr>
+                <w:rFonts w:hint="default" w:ascii="Consolas" w:hAnsi="Consolas" w:cs="Consolas"/>
+                <w:sz w:val="16"/>
+                <w:szCs w:val="16"/>
+                <w:lang w:val="en-US"/>
+              </w:rPr>
+            </w:pPr>
+            <w:r>
+              <w:rPr>
+                <w:rFonts w:hint="default" w:ascii="Consolas" w:hAnsi="Consolas" w:cs="Consolas"/>
+                <w:sz w:val="16"/>
+                <w:szCs w:val="16"/>
+                <w:lang w:val="en-US"/>
+              </w:rPr>
+              <w:t>TASK2: oddRowSums[0]=6</w:t>
+            </w:r>
+          </w:p>
+          <w:p>
+            <w:pPr>
+              <w:spacing w:after="0" w:line="240" w:lineRule="auto"/>
+              <w:rPr>
+                <w:rFonts w:hint="default" w:ascii="Consolas" w:hAnsi="Consolas" w:cs="Consolas"/>
+                <w:sz w:val="16"/>
+                <w:szCs w:val="16"/>
+                <w:lang w:val="en-US"/>
+              </w:rPr>
+            </w:pPr>
+            <w:r>
+              <w:rPr>
+                <w:rFonts w:hint="default" w:ascii="Consolas" w:hAnsi="Consolas" w:cs="Consolas"/>
+                <w:sz w:val="16"/>
+                <w:szCs w:val="16"/>
+                <w:lang w:val="en-US"/>
+              </w:rPr>
+              <w:t>TASK2: oddRowSums[1]=7</w:t>
+            </w:r>
+          </w:p>
+          <w:p>
+            <w:pPr>
+              <w:spacing w:after="0" w:line="240" w:lineRule="auto"/>
+              <w:rPr>
+                <w:rFonts w:hint="default" w:ascii="Consolas" w:hAnsi="Consolas" w:cs="Consolas"/>
+                <w:sz w:val="16"/>
+                <w:szCs w:val="16"/>
+                <w:lang w:val="en-US"/>
+              </w:rPr>
+            </w:pPr>
+            <w:r>
+              <w:rPr>
+                <w:rFonts w:hint="default" w:ascii="Consolas" w:hAnsi="Consolas" w:cs="Consolas"/>
+                <w:sz w:val="16"/>
+                <w:szCs w:val="16"/>
+                <w:lang w:val="en-US"/>
+              </w:rPr>
+              <w:t>TASK2: oddRowSums[2]=8</w:t>
+            </w:r>
+          </w:p>
+          <w:p>
+            <w:pPr>
+              <w:spacing w:after="0" w:line="240" w:lineRule="auto"/>
+              <w:rPr>
+                <w:rFonts w:hint="default" w:ascii="Consolas" w:hAnsi="Consolas" w:cs="Consolas"/>
+                <w:sz w:val="16"/>
+                <w:szCs w:val="16"/>
+                <w:lang w:val="en-US"/>
+              </w:rPr>
+            </w:pPr>
+            <w:r>
+              <w:rPr>
+                <w:rFonts w:hint="default" w:ascii="Consolas" w:hAnsi="Consolas" w:cs="Consolas"/>
+                <w:sz w:val="16"/>
+                <w:szCs w:val="16"/>
+                <w:lang w:val="en-US"/>
+              </w:rPr>
+              <w:t>TASK2: oddRowSums[3]=8</w:t>
+            </w:r>
+          </w:p>
+          <w:p>
+            <w:pPr>
+              <w:spacing w:after="0" w:line="240" w:lineRule="auto"/>
+              <w:rPr>
+                <w:rFonts w:hint="default" w:ascii="Consolas" w:hAnsi="Consolas" w:cs="Consolas"/>
+                <w:sz w:val="16"/>
+                <w:szCs w:val="16"/>
+                <w:lang w:val="en-US"/>
+              </w:rPr>
+            </w:pPr>
+            <w:r>
+              <w:rPr>
+                <w:rFonts w:hint="default" w:ascii="Consolas" w:hAnsi="Consolas" w:cs="Consolas"/>
+                <w:sz w:val="16"/>
+                <w:szCs w:val="16"/>
+                <w:lang w:val="en-US"/>
+              </w:rPr>
+              <w:t>TASK2: oddRowSums[4]=8</w:t>
+            </w:r>
+          </w:p>
+          <w:p>
+            <w:pPr>
+              <w:spacing w:after="0" w:line="240" w:lineRule="auto"/>
+              <w:rPr>
+                <w:rFonts w:hint="default" w:ascii="Consolas" w:hAnsi="Consolas" w:cs="Consolas"/>
+                <w:sz w:val="16"/>
+                <w:szCs w:val="16"/>
+                <w:lang w:val="en-US"/>
+              </w:rPr>
+            </w:pPr>
+            <w:r>
+              <w:rPr>
+                <w:rFonts w:hint="default" w:ascii="Consolas" w:hAnsi="Consolas" w:cs="Consolas"/>
+                <w:sz w:val="16"/>
+                <w:szCs w:val="16"/>
+                <w:lang w:val="en-US"/>
+              </w:rPr>
+              <w:t>TASK2: oddRowSums[5]=8</w:t>
+            </w:r>
+          </w:p>
+          <w:p>
+            <w:pPr>
+              <w:spacing w:after="0" w:line="240" w:lineRule="auto"/>
+              <w:rPr>
+                <w:rFonts w:hint="default" w:ascii="Consolas" w:hAnsi="Consolas" w:cs="Consolas"/>
+                <w:sz w:val="16"/>
+                <w:szCs w:val="16"/>
+                <w:lang w:val="en-US"/>
+              </w:rPr>
+            </w:pPr>
+            <w:r>
+              <w:rPr>
+                <w:rFonts w:hint="default" w:ascii="Consolas" w:hAnsi="Consolas" w:cs="Consolas"/>
+                <w:sz w:val="16"/>
+                <w:szCs w:val="16"/>
+                <w:lang w:val="en-US"/>
+              </w:rPr>
+              <w:t>TASK2: oddRowSums[6]=8</w:t>
+            </w:r>
+          </w:p>
+          <w:p>
+            <w:pPr>
+              <w:spacing w:after="0" w:line="240" w:lineRule="auto"/>
+              <w:rPr>
+                <w:rFonts w:hint="default" w:ascii="Consolas" w:hAnsi="Consolas" w:cs="Consolas"/>
+                <w:sz w:val="16"/>
+                <w:szCs w:val="16"/>
+                <w:lang w:val="en-US"/>
+              </w:rPr>
+            </w:pPr>
+            <w:r>
+              <w:rPr>
+                <w:rFonts w:hint="default" w:ascii="Consolas" w:hAnsi="Consolas" w:cs="Consolas"/>
+                <w:sz w:val="16"/>
+                <w:szCs w:val="16"/>
+                <w:lang w:val="en-US"/>
+              </w:rPr>
+              <w:t>TASK2: oddRowSums[7]=8</w:t>
+            </w:r>
+          </w:p>
+          <w:p>
+            <w:pPr>
+              <w:spacing w:after="0" w:line="240" w:lineRule="auto"/>
+              <w:rPr>
+                <w:rFonts w:hint="default" w:ascii="Consolas" w:hAnsi="Consolas" w:cs="Consolas"/>
+                <w:sz w:val="16"/>
+                <w:szCs w:val="16"/>
+                <w:lang w:val="en-US"/>
+              </w:rPr>
+            </w:pPr>
+            <w:r>
+              <w:rPr>
+                <w:rFonts w:hint="default" w:ascii="Consolas" w:hAnsi="Consolas" w:cs="Consolas"/>
+                <w:sz w:val="16"/>
+                <w:szCs w:val="16"/>
+                <w:lang w:val="en-US"/>
+              </w:rPr>
+              <w:t>TASK2: oddRowSums[8]=9</w:t>
+            </w:r>
+          </w:p>
+          <w:p>
+            <w:pPr>
+              <w:spacing w:after="0" w:line="240" w:lineRule="auto"/>
+              <w:rPr>
+                <w:rFonts w:hint="default" w:ascii="Consolas" w:hAnsi="Consolas" w:cs="Consolas"/>
+                <w:sz w:val="16"/>
+                <w:szCs w:val="16"/>
+                <w:lang w:val="en-US"/>
+              </w:rPr>
+            </w:pPr>
+            <w:r>
+              <w:rPr>
+                <w:rFonts w:hint="default" w:ascii="Consolas" w:hAnsi="Consolas" w:cs="Consolas"/>
+                <w:sz w:val="16"/>
+                <w:szCs w:val="16"/>
+                <w:lang w:val="en-US"/>
+              </w:rPr>
+              <w:t>Задание 2.</w:t>
+            </w:r>
+          </w:p>
+          <w:p>
+            <w:pPr>
+              <w:spacing w:after="0" w:line="240" w:lineRule="auto"/>
+              <w:rPr>
+                <w:rFonts w:hint="default" w:ascii="Consolas" w:hAnsi="Consolas" w:cs="Consolas"/>
+                <w:sz w:val="16"/>
+                <w:szCs w:val="16"/>
+                <w:lang w:val="en-US"/>
+              </w:rPr>
+            </w:pPr>
+            <w:r>
+              <w:rPr>
+                <w:rFonts w:hint="default" w:ascii="Consolas" w:hAnsi="Consolas" w:cs="Consolas"/>
+                <w:sz w:val="16"/>
+                <w:szCs w:val="16"/>
+                <w:lang w:val="en-US"/>
+              </w:rPr>
+              <w:t xml:space="preserve">        Максимум среди сумм по строкам нечётных</w:t>
+            </w:r>
+          </w:p>
+          <w:p>
+            <w:pPr>
+              <w:spacing w:after="0" w:line="240" w:lineRule="auto"/>
+              <w:rPr>
+                <w:rFonts w:hint="default" w:ascii="Consolas" w:hAnsi="Consolas" w:cs="Consolas"/>
+                <w:sz w:val="16"/>
+                <w:szCs w:val="16"/>
+                <w:lang w:val="en-US"/>
+              </w:rPr>
+            </w:pPr>
+            <w:r>
+              <w:rPr>
+                <w:rFonts w:hint="default" w:ascii="Consolas" w:hAnsi="Consolas" w:cs="Consolas"/>
+                <w:sz w:val="16"/>
+                <w:szCs w:val="16"/>
+                <w:lang w:val="en-US"/>
+              </w:rPr>
+              <w:t xml:space="preserve">        элементов матрицы равен 9</w:t>
+            </w:r>
+          </w:p>
+          <w:p>
+            <w:pPr>
+              <w:spacing w:after="0" w:line="240" w:lineRule="auto"/>
+              <w:rPr>
+                <w:rFonts w:hint="default" w:ascii="Consolas" w:hAnsi="Consolas" w:cs="Consolas"/>
+                <w:sz w:val="16"/>
+                <w:szCs w:val="16"/>
+                <w:lang w:val="en-US"/>
+              </w:rPr>
+            </w:pPr>
+          </w:p>
+          <w:p>
+            <w:pPr>
+              <w:spacing w:after="0" w:line="240" w:lineRule="auto"/>
+              <w:rPr>
+                <w:rFonts w:hint="default" w:ascii="Consolas" w:hAnsi="Consolas" w:cs="Consolas"/>
+                <w:sz w:val="16"/>
+                <w:szCs w:val="16"/>
+                <w:lang w:val="en-US"/>
+              </w:rPr>
+            </w:pPr>
+            <w:r>
+              <w:rPr>
+                <w:rFonts w:hint="default" w:ascii="Consolas" w:hAnsi="Consolas" w:cs="Consolas"/>
+                <w:sz w:val="16"/>
+                <w:szCs w:val="16"/>
+                <w:lang w:val="en-US"/>
+              </w:rPr>
+              <w:t>DEFMATR: считывание из файла matr_7.txt</w:t>
+            </w:r>
+          </w:p>
+          <w:p>
+            <w:pPr>
+              <w:spacing w:after="0" w:line="240" w:lineRule="auto"/>
+              <w:rPr>
+                <w:rFonts w:hint="default" w:ascii="Consolas" w:hAnsi="Consolas" w:cs="Consolas"/>
+                <w:sz w:val="16"/>
+                <w:szCs w:val="16"/>
+                <w:lang w:val="en-US"/>
+              </w:rPr>
+            </w:pPr>
+          </w:p>
+          <w:p>
+            <w:pPr>
+              <w:spacing w:after="0" w:line="240" w:lineRule="auto"/>
+              <w:rPr>
+                <w:rFonts w:hint="default" w:ascii="Consolas" w:hAnsi="Consolas" w:cs="Consolas"/>
+                <w:sz w:val="16"/>
+                <w:szCs w:val="16"/>
+                <w:lang w:val="en-US"/>
+              </w:rPr>
+            </w:pPr>
+            <w:r>
+              <w:rPr>
+                <w:rFonts w:hint="default" w:ascii="Consolas" w:hAnsi="Consolas" w:cs="Consolas"/>
+                <w:sz w:val="16"/>
+                <w:szCs w:val="16"/>
+                <w:lang w:val="en-US"/>
+              </w:rPr>
+              <w:t>B[7x7]=</w:t>
+            </w:r>
+          </w:p>
+          <w:p>
+            <w:pPr>
+              <w:spacing w:after="0" w:line="240" w:lineRule="auto"/>
+              <w:rPr>
+                <w:rFonts w:hint="default" w:ascii="Consolas" w:hAnsi="Consolas" w:cs="Consolas"/>
+                <w:sz w:val="16"/>
+                <w:szCs w:val="16"/>
+                <w:lang w:val="en-US"/>
+              </w:rPr>
+            </w:pPr>
+            <w:r>
+              <w:rPr>
+                <w:rFonts w:hint="default" w:ascii="Consolas" w:hAnsi="Consolas" w:cs="Consolas"/>
+                <w:sz w:val="16"/>
+                <w:szCs w:val="16"/>
+                <w:lang w:val="en-US"/>
+              </w:rPr>
+              <w:t>╭       1       1       1       1       1       2       1       ╮</w:t>
+            </w:r>
+          </w:p>
+          <w:p>
+            <w:pPr>
+              <w:spacing w:after="0" w:line="240" w:lineRule="auto"/>
+              <w:rPr>
+                <w:rFonts w:hint="default" w:ascii="Consolas" w:hAnsi="Consolas" w:cs="Consolas"/>
+                <w:sz w:val="16"/>
+                <w:szCs w:val="16"/>
+                <w:lang w:val="en-US"/>
+              </w:rPr>
+            </w:pPr>
+            <w:r>
+              <w:rPr>
+                <w:rFonts w:hint="default" w:ascii="Consolas" w:hAnsi="Consolas" w:cs="Consolas"/>
+                <w:sz w:val="16"/>
+                <w:szCs w:val="16"/>
+                <w:lang w:val="en-US"/>
+              </w:rPr>
+              <w:t>│       1       1       1       1       2       1       1       │</w:t>
+            </w:r>
+          </w:p>
+          <w:p>
+            <w:pPr>
+              <w:spacing w:after="0" w:line="240" w:lineRule="auto"/>
+              <w:rPr>
+                <w:rFonts w:hint="default" w:ascii="Consolas" w:hAnsi="Consolas" w:cs="Consolas"/>
+                <w:sz w:val="16"/>
+                <w:szCs w:val="16"/>
+                <w:lang w:val="en-US"/>
+              </w:rPr>
+            </w:pPr>
+            <w:r>
+              <w:rPr>
+                <w:rFonts w:hint="default" w:ascii="Consolas" w:hAnsi="Consolas" w:cs="Consolas"/>
+                <w:sz w:val="16"/>
+                <w:szCs w:val="16"/>
+                <w:lang w:val="en-US"/>
+              </w:rPr>
+              <w:t>│       1       1       1       2       1       1       1       │</w:t>
+            </w:r>
+          </w:p>
+          <w:p>
+            <w:pPr>
+              <w:spacing w:after="0" w:line="240" w:lineRule="auto"/>
+              <w:rPr>
+                <w:rFonts w:hint="default" w:ascii="Consolas" w:hAnsi="Consolas" w:cs="Consolas"/>
+                <w:sz w:val="16"/>
+                <w:szCs w:val="16"/>
+                <w:lang w:val="en-US"/>
+              </w:rPr>
+            </w:pPr>
+            <w:r>
+              <w:rPr>
+                <w:rFonts w:hint="default" w:ascii="Consolas" w:hAnsi="Consolas" w:cs="Consolas"/>
+                <w:sz w:val="16"/>
+                <w:szCs w:val="16"/>
+                <w:lang w:val="en-US"/>
+              </w:rPr>
+              <w:t>│       1       1       2       1       1       1       1       │</w:t>
+            </w:r>
+          </w:p>
+          <w:p>
+            <w:pPr>
+              <w:spacing w:after="0" w:line="240" w:lineRule="auto"/>
+              <w:rPr>
+                <w:rFonts w:hint="default" w:ascii="Consolas" w:hAnsi="Consolas" w:cs="Consolas"/>
+                <w:sz w:val="16"/>
+                <w:szCs w:val="16"/>
+                <w:lang w:val="en-US"/>
+              </w:rPr>
+            </w:pPr>
+            <w:r>
+              <w:rPr>
+                <w:rFonts w:hint="default" w:ascii="Consolas" w:hAnsi="Consolas" w:cs="Consolas"/>
+                <w:sz w:val="16"/>
+                <w:szCs w:val="16"/>
+                <w:lang w:val="en-US"/>
+              </w:rPr>
+              <w:t>│       1       2       1       1       1       1       1       │</w:t>
+            </w:r>
+          </w:p>
+          <w:p>
+            <w:pPr>
+              <w:spacing w:after="0" w:line="240" w:lineRule="auto"/>
+              <w:rPr>
+                <w:rFonts w:hint="default" w:ascii="Consolas" w:hAnsi="Consolas" w:cs="Consolas"/>
+                <w:sz w:val="16"/>
+                <w:szCs w:val="16"/>
+                <w:lang w:val="en-US"/>
+              </w:rPr>
+            </w:pPr>
+            <w:r>
+              <w:rPr>
+                <w:rFonts w:hint="default" w:ascii="Consolas" w:hAnsi="Consolas" w:cs="Consolas"/>
+                <w:sz w:val="16"/>
+                <w:szCs w:val="16"/>
+                <w:lang w:val="en-US"/>
+              </w:rPr>
+              <w:t>│       2       1       1       1       1       1       1       │</w:t>
+            </w:r>
+          </w:p>
+          <w:p>
+            <w:pPr>
+              <w:spacing w:after="0" w:line="240" w:lineRule="auto"/>
+              <w:rPr>
+                <w:rFonts w:hint="default" w:ascii="Consolas" w:hAnsi="Consolas" w:cs="Consolas"/>
+                <w:sz w:val="16"/>
+                <w:szCs w:val="16"/>
+                <w:lang w:val="en-US"/>
+              </w:rPr>
+            </w:pPr>
+            <w:r>
+              <w:rPr>
+                <w:rFonts w:hint="default" w:ascii="Consolas" w:hAnsi="Consolas" w:cs="Consolas"/>
+                <w:sz w:val="16"/>
+                <w:szCs w:val="16"/>
+                <w:lang w:val="en-US"/>
+              </w:rPr>
+              <w:t>╰       1       1       1       1       1       1       1       ╯</w:t>
+            </w:r>
+          </w:p>
+          <w:p>
+            <w:pPr>
+              <w:spacing w:after="0" w:line="240" w:lineRule="auto"/>
+              <w:rPr>
+                <w:rFonts w:hint="default" w:ascii="Consolas" w:hAnsi="Consolas" w:cs="Consolas"/>
+                <w:sz w:val="16"/>
+                <w:szCs w:val="16"/>
+                <w:lang w:val="en-US"/>
+              </w:rPr>
+            </w:pPr>
+            <w:r>
+              <w:rPr>
+                <w:rFonts w:hint="default" w:ascii="Consolas" w:hAnsi="Consolas" w:cs="Consolas"/>
+                <w:sz w:val="16"/>
+                <w:szCs w:val="16"/>
+                <w:lang w:val="en-US"/>
+              </w:rPr>
+              <w:t>Задание 1.</w:t>
+            </w:r>
+          </w:p>
+          <w:p>
+            <w:pPr>
+              <w:spacing w:after="0" w:line="240" w:lineRule="auto"/>
+              <w:rPr>
+                <w:rFonts w:hint="default" w:ascii="Consolas" w:hAnsi="Consolas" w:cs="Consolas"/>
+                <w:sz w:val="16"/>
+                <w:szCs w:val="16"/>
+                <w:lang w:val="en-US"/>
+              </w:rPr>
+            </w:pPr>
+            <w:r>
+              <w:rPr>
+                <w:rFonts w:hint="default" w:ascii="Consolas" w:hAnsi="Consolas" w:cs="Consolas"/>
+                <w:sz w:val="16"/>
+                <w:szCs w:val="16"/>
+                <w:lang w:val="en-US"/>
+              </w:rPr>
+              <w:t xml:space="preserve">        Произведение всех положительных</w:t>
+            </w:r>
+          </w:p>
+          <w:p>
+            <w:pPr>
+              <w:spacing w:after="0" w:line="240" w:lineRule="auto"/>
+              <w:rPr>
+                <w:rFonts w:hint="default" w:ascii="Consolas" w:hAnsi="Consolas" w:cs="Consolas"/>
+                <w:sz w:val="16"/>
+                <w:szCs w:val="16"/>
+                <w:lang w:val="en-US"/>
+              </w:rPr>
+            </w:pPr>
+            <w:r>
+              <w:rPr>
+                <w:rFonts w:hint="default" w:ascii="Consolas" w:hAnsi="Consolas" w:cs="Consolas"/>
+                <w:sz w:val="16"/>
+                <w:szCs w:val="16"/>
+                <w:lang w:val="en-US"/>
+              </w:rPr>
+              <w:t xml:space="preserve">        чисел над побочной диагональю равно 64</w:t>
+            </w:r>
+          </w:p>
+          <w:p>
+            <w:pPr>
+              <w:spacing w:after="0" w:line="240" w:lineRule="auto"/>
+              <w:rPr>
+                <w:rFonts w:hint="default" w:ascii="Consolas" w:hAnsi="Consolas" w:cs="Consolas"/>
+                <w:sz w:val="16"/>
+                <w:szCs w:val="16"/>
+                <w:lang w:val="en-US"/>
+              </w:rPr>
+            </w:pPr>
+            <w:r>
+              <w:rPr>
+                <w:rFonts w:hint="default" w:ascii="Consolas" w:hAnsi="Consolas" w:cs="Consolas"/>
+                <w:sz w:val="16"/>
+                <w:szCs w:val="16"/>
+                <w:lang w:val="en-US"/>
+              </w:rPr>
+              <w:t>TASK2: oddRowSums[0]=6</w:t>
+            </w:r>
+          </w:p>
+          <w:p>
+            <w:pPr>
+              <w:spacing w:after="0" w:line="240" w:lineRule="auto"/>
+              <w:rPr>
+                <w:rFonts w:hint="default" w:ascii="Consolas" w:hAnsi="Consolas" w:cs="Consolas"/>
+                <w:sz w:val="16"/>
+                <w:szCs w:val="16"/>
+                <w:lang w:val="en-US"/>
+              </w:rPr>
+            </w:pPr>
+            <w:r>
+              <w:rPr>
+                <w:rFonts w:hint="default" w:ascii="Consolas" w:hAnsi="Consolas" w:cs="Consolas"/>
+                <w:sz w:val="16"/>
+                <w:szCs w:val="16"/>
+                <w:lang w:val="en-US"/>
+              </w:rPr>
+              <w:t>TASK2: oddRowSums[1]=6</w:t>
+            </w:r>
+          </w:p>
+          <w:p>
+            <w:pPr>
+              <w:spacing w:after="0" w:line="240" w:lineRule="auto"/>
+              <w:rPr>
+                <w:rFonts w:hint="default" w:ascii="Consolas" w:hAnsi="Consolas" w:cs="Consolas"/>
+                <w:sz w:val="16"/>
+                <w:szCs w:val="16"/>
+                <w:lang w:val="en-US"/>
+              </w:rPr>
+            </w:pPr>
+            <w:r>
+              <w:rPr>
+                <w:rFonts w:hint="default" w:ascii="Consolas" w:hAnsi="Consolas" w:cs="Consolas"/>
+                <w:sz w:val="16"/>
+                <w:szCs w:val="16"/>
+                <w:lang w:val="en-US"/>
+              </w:rPr>
+              <w:t>TASK2: oddRowSums[2]=6</w:t>
+            </w:r>
+          </w:p>
+          <w:p>
+            <w:pPr>
+              <w:spacing w:after="0" w:line="240" w:lineRule="auto"/>
+              <w:rPr>
+                <w:rFonts w:hint="default" w:ascii="Consolas" w:hAnsi="Consolas" w:cs="Consolas"/>
+                <w:sz w:val="16"/>
+                <w:szCs w:val="16"/>
+                <w:lang w:val="en-US"/>
+              </w:rPr>
+            </w:pPr>
+            <w:r>
+              <w:rPr>
+                <w:rFonts w:hint="default" w:ascii="Consolas" w:hAnsi="Consolas" w:cs="Consolas"/>
+                <w:sz w:val="16"/>
+                <w:szCs w:val="16"/>
+                <w:lang w:val="en-US"/>
+              </w:rPr>
+              <w:t>TASK2: oddRowSums[3]=6</w:t>
+            </w:r>
+          </w:p>
+          <w:p>
+            <w:pPr>
+              <w:spacing w:after="0" w:line="240" w:lineRule="auto"/>
+              <w:rPr>
+                <w:rFonts w:hint="default" w:ascii="Consolas" w:hAnsi="Consolas" w:cs="Consolas"/>
+                <w:sz w:val="16"/>
+                <w:szCs w:val="16"/>
+                <w:lang w:val="en-US"/>
+              </w:rPr>
+            </w:pPr>
+            <w:r>
+              <w:rPr>
+                <w:rFonts w:hint="default" w:ascii="Consolas" w:hAnsi="Consolas" w:cs="Consolas"/>
+                <w:sz w:val="16"/>
+                <w:szCs w:val="16"/>
+                <w:lang w:val="en-US"/>
+              </w:rPr>
+              <w:t>TASK2: oddRowSums[4]=6</w:t>
+            </w:r>
+          </w:p>
+          <w:p>
+            <w:pPr>
+              <w:spacing w:after="0" w:line="240" w:lineRule="auto"/>
+              <w:rPr>
+                <w:rFonts w:hint="default" w:ascii="Consolas" w:hAnsi="Consolas" w:cs="Consolas"/>
+                <w:sz w:val="16"/>
+                <w:szCs w:val="16"/>
+                <w:lang w:val="en-US"/>
+              </w:rPr>
+            </w:pPr>
+            <w:r>
+              <w:rPr>
+                <w:rFonts w:hint="default" w:ascii="Consolas" w:hAnsi="Consolas" w:cs="Consolas"/>
+                <w:sz w:val="16"/>
+                <w:szCs w:val="16"/>
+                <w:lang w:val="en-US"/>
+              </w:rPr>
+              <w:t>TASK2: oddRowSums[5]=6</w:t>
+            </w:r>
+          </w:p>
+          <w:p>
+            <w:pPr>
+              <w:spacing w:after="0" w:line="240" w:lineRule="auto"/>
+              <w:rPr>
+                <w:rFonts w:hint="default" w:ascii="Consolas" w:hAnsi="Consolas" w:cs="Consolas"/>
+                <w:sz w:val="16"/>
+                <w:szCs w:val="16"/>
+                <w:lang w:val="en-US"/>
+              </w:rPr>
+            </w:pPr>
+            <w:r>
+              <w:rPr>
+                <w:rFonts w:hint="default" w:ascii="Consolas" w:hAnsi="Consolas" w:cs="Consolas"/>
+                <w:sz w:val="16"/>
+                <w:szCs w:val="16"/>
+                <w:lang w:val="en-US"/>
+              </w:rPr>
+              <w:t>TASK2: oddRowSums[6]=7</w:t>
+            </w:r>
+          </w:p>
+          <w:p>
+            <w:pPr>
+              <w:spacing w:after="0" w:line="240" w:lineRule="auto"/>
+              <w:rPr>
+                <w:rFonts w:hint="default" w:ascii="Consolas" w:hAnsi="Consolas" w:cs="Consolas"/>
+                <w:sz w:val="16"/>
+                <w:szCs w:val="16"/>
+                <w:lang w:val="en-US"/>
+              </w:rPr>
+            </w:pPr>
+            <w:r>
+              <w:rPr>
+                <w:rFonts w:hint="default" w:ascii="Consolas" w:hAnsi="Consolas" w:cs="Consolas"/>
+                <w:sz w:val="16"/>
+                <w:szCs w:val="16"/>
+                <w:lang w:val="en-US"/>
+              </w:rPr>
+              <w:t>Задание 2.</w:t>
+            </w:r>
+          </w:p>
+          <w:p>
+            <w:pPr>
+              <w:spacing w:after="0" w:line="240" w:lineRule="auto"/>
+              <w:rPr>
+                <w:rFonts w:hint="default" w:ascii="Consolas" w:hAnsi="Consolas" w:cs="Consolas"/>
+                <w:sz w:val="16"/>
+                <w:szCs w:val="16"/>
+                <w:lang w:val="en-US"/>
+              </w:rPr>
+            </w:pPr>
+            <w:r>
+              <w:rPr>
+                <w:rFonts w:hint="default" w:ascii="Consolas" w:hAnsi="Consolas" w:cs="Consolas"/>
+                <w:sz w:val="16"/>
+                <w:szCs w:val="16"/>
+                <w:lang w:val="en-US"/>
+              </w:rPr>
+              <w:t xml:space="preserve">        Максимум среди сумм по строкам нечётных</w:t>
+            </w:r>
+          </w:p>
+          <w:p>
+            <w:pPr>
+              <w:spacing w:after="0" w:line="240" w:lineRule="auto"/>
+              <w:rPr>
+                <w:rFonts w:hint="default" w:ascii="Consolas" w:hAnsi="Consolas" w:cs="Consolas"/>
+                <w:sz w:val="16"/>
+                <w:szCs w:val="16"/>
+                <w:lang w:val="en-US"/>
+              </w:rPr>
+            </w:pPr>
+            <w:r>
+              <w:rPr>
+                <w:rFonts w:hint="default" w:ascii="Consolas" w:hAnsi="Consolas" w:cs="Consolas"/>
+                <w:sz w:val="16"/>
+                <w:szCs w:val="16"/>
+                <w:lang w:val="en-US"/>
+              </w:rPr>
+              <w:t xml:space="preserve">        элементов матрицы равен 7</w:t>
+            </w:r>
+          </w:p>
+          <w:p>
+            <w:pPr>
+              <w:spacing w:after="0" w:line="240" w:lineRule="auto"/>
+              <w:rPr>
+                <w:rFonts w:hint="default" w:ascii="Consolas" w:hAnsi="Consolas" w:cs="Consolas"/>
+                <w:sz w:val="16"/>
+                <w:szCs w:val="16"/>
+                <w:lang w:val="en-US"/>
+              </w:rPr>
+            </w:pPr>
+          </w:p>
+        </w:tc>
+      </w:tr>
+    </w:tbl>
+    <w:p>
+      <w:pPr>
+        <w:numPr>
+          <w:ilvl w:val="0"/>
+          <w:numId w:val="12"/>
+        </w:numPr>
+        <w:spacing w:after="0"/>
+        <w:contextualSpacing/>
+        <w:rPr>
+          <w:rFonts w:hint="default" w:ascii="Times New Roman" w:hAnsi="Times New Roman" w:cs="Times New Roman"/>
+          <w:sz w:val="28"/>
+        </w:rPr>
+      </w:pPr>
+      <w:r>
+        <w:rPr>
+          <w:rFonts w:hint="default" w:ascii="Times New Roman" w:hAnsi="Times New Roman" w:cs="Times New Roman"/>
+          <w:sz w:val="28"/>
+        </w:rPr>
+        <w:t>Результат:</w:t>
+      </w:r>
+    </w:p>
+    <w:p>
+      <w:pPr>
+        <w:numPr>
+          <w:numId w:val="0"/>
+        </w:numPr>
+        <w:spacing w:after="0"/>
+        <w:contextualSpacing/>
+        <w:jc w:val="center"/>
+        <w:rPr>
+          <w:rFonts w:hint="default" w:ascii="Times New Roman" w:hAnsi="Times New Roman" w:cs="Times New Roman"/>
+          <w:sz w:val="28"/>
+        </w:rPr>
+      </w:pPr>
+      <w:r>
+        <w:drawing>
+          <wp:inline distT="0" distB="0" distL="114300" distR="114300">
+            <wp:extent cx="5388610" cy="6772910"/>
+            <wp:effectExtent l="0" t="0" r="2540" b="8890"/>
+            <wp:docPr id="10" name="Изображение 2"/>
+            <wp:cNvGraphicFramePr>
+              <a:graphicFrameLocks xmlns:a="http://schemas.openxmlformats.org/drawingml/2006/main" noChangeAspect="1"/>
+            </wp:cNvGraphicFramePr>
+            <a:graphic xmlns:a="http://schemas.openxmlformats.org/drawingml/2006/main">
+              <a:graphicData uri="http://schemas.openxmlformats.org/drawingml/2006/picture">
+                <pic:pic xmlns:pic="http://schemas.openxmlformats.org/drawingml/2006/picture">
+                  <pic:nvPicPr>
+                    <pic:cNvPr id="10" name="Изображение 2"/>
+                    <pic:cNvPicPr>
+                      <a:picLocks noChangeAspect="1"/>
+                    </pic:cNvPicPr>
+                  </pic:nvPicPr>
+                  <pic:blipFill>
+                    <a:blip r:embed="rId26"/>
+                    <a:stretch>
+                      <a:fillRect/>
+                    </a:stretch>
+                  </pic:blipFill>
+                  <pic:spPr>
+                    <a:xfrm>
+                      <a:off x="0" y="0"/>
+                      <a:ext cx="5388610" cy="6772910"/>
                     </a:xfrm>
                     <a:prstGeom prst="rect">
                       <a:avLst/>

--- a/2/лаба.docx
+++ b/2/лаба.docx
@@ -19077,7 +19077,7 @@
           <w:rFonts w:hint="default" w:ascii="Times New Roman" w:hAnsi="Times New Roman" w:cs="Times New Roman"/>
           <w:sz w:val="28"/>
         </w:rPr>
-        <w:t xml:space="preserve">Цель: проверить работу программы при </w:t>
+        <w:t xml:space="preserve">Цель: проверить работу программы </w:t>
       </w:r>
       <w:r>
         <w:rPr>
@@ -19085,8 +19085,10 @@
           <w:sz w:val="28"/>
           <w:lang w:val="ru-RU"/>
         </w:rPr>
-        <w:t>корректных данных: все положительные</w:t>
+        <w:t>при размерах матриц 9x9 и 7x7</w:t>
       </w:r>
+      <w:bookmarkStart w:id="8" w:name="_GoBack"/>
+      <w:bookmarkEnd w:id="8"/>
     </w:p>
     <w:p>
       <w:pPr>
@@ -19560,8 +19562,6 @@
                 <w:lang w:val="en-US"/>
               </w:rPr>
             </w:pPr>
-            <w:bookmarkStart w:id="8" w:name="_GoBack"/>
-            <w:bookmarkEnd w:id="8"/>
           </w:p>
         </w:tc>
       </w:tr>

--- a/2/лаба.docx
+++ b/2/лаба.docx
@@ -15669,6 +15669,8 @@
         </w:rPr>
         <w:t xml:space="preserve">0 </w:t>
       </w:r>
+      <w:bookmarkStart w:id="8" w:name="_GoBack"/>
+      <w:bookmarkEnd w:id="8"/>
     </w:p>
     <w:p>
       <w:pPr>
@@ -19087,8 +19089,6 @@
         </w:rPr>
         <w:t>при размерах матриц 9x9 и 7x7</w:t>
       </w:r>
-      <w:bookmarkStart w:id="8" w:name="_GoBack"/>
-      <w:bookmarkEnd w:id="8"/>
     </w:p>
     <w:p>
       <w:pPr>
